--- a/sistema_informatico/Dual Boot-AdriánTirado.docx
+++ b/sistema_informatico/Dual Boot-AdriánTirado.docx
@@ -1,6 +1,6 @@
 
 <file path=word/document.xml><?xml version="1.0" encoding="utf-8"?>
-<w:document xmlns:wpc="http://schemas.microsoft.com/office/word/2010/wordprocessingCanvas" xmlns:cx="http://schemas.microsoft.com/office/drawing/2014/chartex" xmlns:cx1="http://schemas.microsoft.com/office/drawing/2015/9/8/chartex" xmlns:cx2="http://schemas.microsoft.com/office/drawing/2015/10/21/chartex" xmlns:cx3="http://schemas.microsoft.com/office/drawing/2016/5/9/chartex" xmlns:cx4="http://schemas.microsoft.com/office/drawing/2016/5/10/chartex" xmlns:cx5="http://schemas.microsoft.com/office/drawing/2016/5/11/chartex" xmlns:cx6="http://schemas.microsoft.com/office/drawing/2016/5/12/chartex" xmlns:cx7="http://schemas.microsoft.com/office/drawing/2016/5/13/chartex" xmlns:cx8="http://schemas.microsoft.com/office/drawing/2016/5/14/chartex" xmlns:mc="http://schemas.openxmlformats.org/markup-compatibility/2006" xmlns:aink="http://schemas.microsoft.com/office/drawing/2016/ink" xmlns:am3d="http://schemas.microsoft.com/office/drawing/2017/model3d" xmlns:o="urn:schemas-microsoft-com:office:office" xmlns:oel="http://schemas.microsoft.com/office/2019/extlst" xmlns:r="http://schemas.openxmlformats.org/officeDocument/2006/relationships" xmlns:m="http://schemas.openxmlformats.org/officeDocument/2006/math" xmlns:v="urn:schemas-microsoft-com:vml" xmlns:wp14="http://schemas.microsoft.com/office/word/2010/wordprocessingDrawing" xmlns:wp="http://schemas.openxmlformats.org/drawingml/2006/wordprocessingDrawing" xmlns:w10="urn:schemas-microsoft-com:office:word" xmlns:w="http://schemas.openxmlformats.org/wordprocessingml/2006/main" xmlns:w14="http://schemas.microsoft.com/office/word/2010/wordml" xmlns:w15="http://schemas.microsoft.com/office/word/2012/wordml" xmlns:w16cex="http://schemas.microsoft.com/office/word/2018/wordml/cex" xmlns:w16cid="http://schemas.microsoft.com/office/word/2016/wordml/cid" xmlns:w16="http://schemas.microsoft.com/office/word/2018/wordml" xmlns:w16sdtdh="http://schemas.microsoft.com/office/word/2020/wordml/sdtdatahash" xmlns:w16se="http://schemas.microsoft.com/office/word/2015/wordml/symex" xmlns:wpg="http://schemas.microsoft.com/office/word/2010/wordprocessingGroup" xmlns:wpi="http://schemas.microsoft.com/office/word/2010/wordprocessingInk" xmlns:wne="http://schemas.microsoft.com/office/word/2006/wordml" xmlns:wps="http://schemas.microsoft.com/office/word/2010/wordprocessingShape" mc:Ignorable="w14 w15 w16se w16cid w16 w16cex w16sdtdh wp14">
+<w:document xmlns:wpc="http://schemas.microsoft.com/office/word/2010/wordprocessingCanvas" xmlns:cx="http://schemas.microsoft.com/office/drawing/2014/chartex" xmlns:cx1="http://schemas.microsoft.com/office/drawing/2015/9/8/chartex" xmlns:cx2="http://schemas.microsoft.com/office/drawing/2015/10/21/chartex" xmlns:cx3="http://schemas.microsoft.com/office/drawing/2016/5/9/chartex" xmlns:cx4="http://schemas.microsoft.com/office/drawing/2016/5/10/chartex" xmlns:cx5="http://schemas.microsoft.com/office/drawing/2016/5/11/chartex" xmlns:cx6="http://schemas.microsoft.com/office/drawing/2016/5/12/chartex" xmlns:cx7="http://schemas.microsoft.com/office/drawing/2016/5/13/chartex" xmlns:cx8="http://schemas.microsoft.com/office/drawing/2016/5/14/chartex" xmlns:mc="http://schemas.openxmlformats.org/markup-compatibility/2006" xmlns:aink="http://schemas.microsoft.com/office/drawing/2016/ink" xmlns:am3d="http://schemas.microsoft.com/office/drawing/2017/model3d" xmlns:o="urn:schemas-microsoft-com:office:office" xmlns:r="http://schemas.openxmlformats.org/officeDocument/2006/relationships" xmlns:m="http://schemas.openxmlformats.org/officeDocument/2006/math" xmlns:v="urn:schemas-microsoft-com:vml" xmlns:wp14="http://schemas.microsoft.com/office/word/2010/wordprocessingDrawing" xmlns:wp="http://schemas.openxmlformats.org/drawingml/2006/wordprocessingDrawing" xmlns:w10="urn:schemas-microsoft-com:office:word" xmlns:w="http://schemas.openxmlformats.org/wordprocessingml/2006/main" xmlns:w14="http://schemas.microsoft.com/office/word/2010/wordml" xmlns:w15="http://schemas.microsoft.com/office/word/2012/wordml" xmlns:w16cid="http://schemas.microsoft.com/office/word/2016/wordml/cid" xmlns:w16se="http://schemas.microsoft.com/office/word/2015/wordml/symex" xmlns:wpg="http://schemas.microsoft.com/office/word/2010/wordprocessingGroup" xmlns:wpi="http://schemas.microsoft.com/office/word/2010/wordprocessingInk" xmlns:wne="http://schemas.microsoft.com/office/word/2006/wordml" xmlns:wps="http://schemas.microsoft.com/office/word/2010/wordprocessingShape" mc:Ignorable="w14 w15 w16se w16cid wp14">
   <w:body>
     <w:p>
       <w:pPr>
@@ -95,7 +95,7 @@
                 <v:stroke joinstyle="miter"/>
                 <v:path gradientshapeok="t" o:connecttype="rect"/>
               </v:shapetype>
-              <v:shape id="Cuadro de texto 3" o:spid="_x0000_s1026" type="#_x0000_t202" style="position:absolute;left:0;text-align:left;margin-left:0;margin-top:561.85pt;width:246.15pt;height:42.8pt;z-index:-251652096;visibility:visible;mso-wrap-style:square;mso-wrap-distance-left:9pt;mso-wrap-distance-top:0;mso-wrap-distance-right:9pt;mso-wrap-distance-bottom:0;mso-position-horizontal:left;mso-position-horizontal-relative:margin;mso-position-vertical:absolute;mso-position-vertical-relative:text;v-text-anchor:top" o:gfxdata="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" filled="f" stroked="f">
+              <v:shape id="Cuadro de texto 3" o:spid="_x0000_s1026" type="#_x0000_t202" style="position:absolute;left:0;text-align:left;margin-left:0;margin-top:561.85pt;width:246.15pt;height:42.8pt;z-index:-251652096;visibility:visible;mso-wrap-style:square;mso-wrap-distance-left:9pt;mso-wrap-distance-top:0;mso-wrap-distance-right:9pt;mso-wrap-distance-bottom:0;mso-position-horizontal:left;mso-position-horizontal-relative:margin;mso-position-vertical:absolute;mso-position-vertical-relative:text;v-text-anchor:top" o:gfxdata="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" filled="f" stroked="f">
                 <v:textbox>
                   <w:txbxContent>
                     <w:p>
@@ -213,7 +213,7 @@
           </mc:Choice>
           <mc:Fallback>
             <w:pict>
-              <v:shape w14:anchorId="40CE7901" id="Cuadro de texto 2" o:spid="_x0000_s1027" type="#_x0000_t202" style="position:absolute;left:0;text-align:left;margin-left:214pt;margin-top:46.15pt;width:246.15pt;height:42.8pt;z-index:-251654144;visibility:visible;mso-wrap-style:square;mso-wrap-distance-left:9pt;mso-wrap-distance-top:0;mso-wrap-distance-right:9pt;mso-wrap-distance-bottom:0;mso-position-horizontal:absolute;mso-position-horizontal-relative:margin;mso-position-vertical:absolute;mso-position-vertical-relative:text;v-text-anchor:top" o:gfxdata="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" filled="f" stroked="f">
+              <v:shape w14:anchorId="40CE7901" id="Cuadro de texto 2" o:spid="_x0000_s1027" type="#_x0000_t202" style="position:absolute;left:0;text-align:left;margin-left:214pt;margin-top:46.15pt;width:246.15pt;height:42.8pt;z-index:-251654144;visibility:visible;mso-wrap-style:square;mso-wrap-distance-left:9pt;mso-wrap-distance-top:0;mso-wrap-distance-right:9pt;mso-wrap-distance-bottom:0;mso-position-horizontal:absolute;mso-position-horizontal-relative:margin;mso-position-vertical:absolute;mso-position-vertical-relative:text;v-text-anchor:top" o:gfxdata="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" filled="f" stroked="f">
                 <v:textbox>
                   <w:txbxContent>
                     <w:p>
@@ -254,6 +254,7 @@
             <w:docPartUnique/>
           </w:docPartObj>
         </w:sdtPr>
+        <w:sdtEndPr/>
         <w:sdtContent>
           <w:sdt>
             <w:sdtPr>
@@ -272,6 +273,7 @@
               <w:dataBinding w:prefixMappings="xmlns:ns0='http://purl.org/dc/elements/1.1/' xmlns:ns1='http://schemas.openxmlformats.org/package/2006/metadata/core-properties' " w:xpath="/ns1:coreProperties[1]/ns0:creator[1]" w:storeItemID="{6C3C8BC8-F283-45AE-878A-BAB7291924A1}"/>
               <w:text/>
             </w:sdtPr>
+            <w:sdtEndPr/>
             <w:sdtContent>
               <w:r>
                 <w:rPr>
@@ -910,10 +912,10 @@
                                     <w:alias w:val="Título"/>
                                     <w:tag w:val=""/>
                                     <w:id w:val="1841046763"/>
-                                    <w:showingPlcHdr/>
                                     <w:dataBinding w:prefixMappings="xmlns:ns0='http://purl.org/dc/elements/1.1/' xmlns:ns1='http://schemas.openxmlformats.org/package/2006/metadata/core-properties' " w:xpath="/ns1:coreProperties[1]/ns0:title[1]" w:storeItemID="{6C3C8BC8-F283-45AE-878A-BAB7291924A1}"/>
                                     <w:text/>
                                   </w:sdtPr>
+                                  <w:sdtEndPr/>
                                   <w:sdtContent>
                                     <w:p>
                                       <w:pPr>
@@ -929,13 +931,12 @@
                                       <w:r>
                                         <w:rPr>
                                           <w:rFonts w:asciiTheme="majorHAnsi" w:eastAsiaTheme="majorEastAsia" w:hAnsiTheme="majorHAnsi" w:cstheme="majorBidi"/>
-                                          <w:b/>
                                           <w:caps/>
                                           <w:color w:val="FFFFFF" w:themeColor="background1"/>
                                           <w:sz w:val="64"/>
                                           <w:szCs w:val="64"/>
                                         </w:rPr>
-                                        <w:t>[Título del documento]</w:t>
+                                        <w:t>Dual Boot</w:t>
                                       </w:r>
                                     </w:p>
                                   </w:sdtContent>
@@ -974,7 +975,7 @@
               </mc:Choice>
               <mc:Fallback>
                 <w:pict>
-                  <v:group w14:anchorId="74A184AC" id="Grupo 48" o:spid="_x0000_s1028" style="position:absolute;left:0;text-align:left;margin-left:0;margin-top:0;width:540pt;height:10in;z-index:-251657216;mso-width-percent:882;mso-height-percent:909;mso-position-horizontal:center;mso-position-horizontal-relative:page;mso-position-vertical:center;mso-position-vertical-relative:page;mso-width-percent:882;mso-height-percent:909" coordsize="68580,91440" o:gfxdata="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">
+                  <v:group w14:anchorId="74A184AC" id="Grupo 48" o:spid="_x0000_s1028" style="position:absolute;left:0;text-align:left;margin-left:0;margin-top:0;width:540pt;height:10in;z-index:-251657216;mso-width-percent:882;mso-height-percent:909;mso-position-horizontal:center;mso-position-horizontal-relative:page;mso-position-vertical:center;mso-position-vertical-relative:page;mso-width-percent:882;mso-height-percent:909" coordsize="68580,91440" o:gfxdata="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">
                     <v:group id="Grupo 49" o:spid="_x0000_s1029" style="position:absolute;width:68580;height:91440" coordsize="68580,91440" o:gfxdata="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">
                       <v:rect id="Rectángulo 54" o:spid="_x0000_s1030" style="position:absolute;width:68580;height:91440;visibility:visible;mso-wrap-style:square;v-text-anchor:top" o:gfxdata="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" fillcolor="#485870 [3122]" stroked="f" strokeweight="1pt">
                         <v:fill color2="#3d4b5f [2882]" angle="348" colors="0 #88acbb;6554f #88acbb" focus="100%" type="gradient"/>
@@ -1041,10 +1042,10 @@
                               <w:alias w:val="Título"/>
                               <w:tag w:val=""/>
                               <w:id w:val="1841046763"/>
-                              <w:showingPlcHdr/>
                               <w:dataBinding w:prefixMappings="xmlns:ns0='http://purl.org/dc/elements/1.1/' xmlns:ns1='http://schemas.openxmlformats.org/package/2006/metadata/core-properties' " w:xpath="/ns1:coreProperties[1]/ns0:title[1]" w:storeItemID="{6C3C8BC8-F283-45AE-878A-BAB7291924A1}"/>
                               <w:text/>
                             </w:sdtPr>
+                            <w:sdtEndPr/>
                             <w:sdtContent>
                               <w:p>
                                 <w:pPr>
@@ -1060,13 +1061,12 @@
                                 <w:r>
                                   <w:rPr>
                                     <w:rFonts w:asciiTheme="majorHAnsi" w:eastAsiaTheme="majorEastAsia" w:hAnsiTheme="majorHAnsi" w:cstheme="majorBidi"/>
-                                    <w:b/>
                                     <w:caps/>
                                     <w:color w:val="FFFFFF" w:themeColor="background1"/>
                                     <w:sz w:val="64"/>
                                     <w:szCs w:val="64"/>
                                   </w:rPr>
-                                  <w:t>[Título del documento]</w:t>
+                                  <w:t>Dual Boot</w:t>
                                 </w:r>
                               </w:p>
                             </w:sdtContent>
@@ -1144,6 +1144,8 @@
         <w:t>ÍNDICE</w:t>
       </w:r>
     </w:p>
+    <w:bookmarkStart w:id="0" w:name="_GoBack"/>
+    <w:bookmarkEnd w:id="0"/>
     <w:p>
       <w:pPr>
         <w:pStyle w:val="TDC1"/>
@@ -1156,11 +1158,9 @@
           <w:bCs w:val="0"/>
           <w:caps w:val="0"/>
           <w:noProof/>
-          <w:kern w:val="2"/>
           <w:sz w:val="22"/>
           <w:szCs w:val="22"/>
           <w:lang w:eastAsia="es-ES"/>
-          <w14:ligatures w14:val="standardContextual"/>
         </w:rPr>
       </w:pPr>
       <w:r>
@@ -1181,7 +1181,7 @@
         </w:rPr>
         <w:fldChar w:fldCharType="separate"/>
       </w:r>
-      <w:hyperlink w:anchor="_Toc146800910" w:history="1">
+      <w:hyperlink w:anchor="_Toc146808771" w:history="1">
         <w:r>
           <w:rPr>
             <w:rStyle w:val="Hipervnculo"/>
@@ -1208,7 +1208,7 @@
             <w:noProof/>
             <w:webHidden/>
           </w:rPr>
-          <w:instrText xml:space="preserve"> PAGEREF _Toc146800910 \h </w:instrText>
+          <w:instrText xml:space="preserve"> PAGEREF _Toc146808771 \h </w:instrText>
         </w:r>
         <w:r>
           <w:rPr>
@@ -1249,14 +1249,12 @@
           <w:rFonts w:eastAsiaTheme="minorEastAsia" w:cstheme="minorBidi"/>
           <w:smallCaps w:val="0"/>
           <w:noProof/>
-          <w:kern w:val="2"/>
           <w:sz w:val="22"/>
           <w:szCs w:val="22"/>
           <w:lang w:eastAsia="es-ES"/>
-          <w14:ligatures w14:val="standardContextual"/>
         </w:rPr>
       </w:pPr>
-      <w:hyperlink w:anchor="_Toc146800915" w:history="1">
+      <w:hyperlink w:anchor="_Toc146808772" w:history="1">
         <w:r>
           <w:rPr>
             <w:rStyle w:val="Hipervnculo"/>
@@ -1283,7 +1281,7 @@
             <w:noProof/>
             <w:webHidden/>
           </w:rPr>
-          <w:instrText xml:space="preserve"> PAGEREF _Toc146800915 \h </w:instrText>
+          <w:instrText xml:space="preserve"> PAGEREF _Toc146808772 \h </w:instrText>
         </w:r>
         <w:r>
           <w:rPr>
@@ -1326,14 +1324,12 @@
           <w:bCs w:val="0"/>
           <w:caps w:val="0"/>
           <w:noProof/>
-          <w:kern w:val="2"/>
           <w:sz w:val="22"/>
           <w:szCs w:val="22"/>
           <w:lang w:eastAsia="es-ES"/>
-          <w14:ligatures w14:val="standardContextual"/>
         </w:rPr>
       </w:pPr>
-      <w:hyperlink w:anchor="_Toc146800916" w:history="1">
+      <w:hyperlink w:anchor="_Toc146808773" w:history="1">
         <w:r>
           <w:rPr>
             <w:rStyle w:val="Hipervnculo"/>
@@ -1360,7 +1356,7 @@
             <w:noProof/>
             <w:webHidden/>
           </w:rPr>
-          <w:instrText xml:space="preserve"> PAGEREF _Toc146800916 \h </w:instrText>
+          <w:instrText xml:space="preserve"> PAGEREF _Toc146808773 \h </w:instrText>
         </w:r>
         <w:r>
           <w:rPr>
@@ -1414,12 +1410,12 @@
         </w:rPr>
         <w:br w:type="page"/>
       </w:r>
-      <w:bookmarkStart w:id="0" w:name="_Toc146800910"/>
+      <w:bookmarkStart w:id="1" w:name="_Toc146808771"/>
       <w:r>
         <w:lastRenderedPageBreak/>
         <w:t>Instalar Windows</w:t>
       </w:r>
-      <w:bookmarkEnd w:id="0"/>
+      <w:bookmarkEnd w:id="1"/>
     </w:p>
     <w:p>
       <w:pPr>
@@ -1655,11 +1651,7 @@
     </w:p>
     <w:p>
       <w:pPr>
-        <w:rPr>
-          <w:rFonts w:ascii="Times New Roman" w:hAnsi="Times New Roman" w:cs="Times New Roman"/>
-          <w:sz w:val="24"/>
-          <w:szCs w:val="24"/>
-        </w:rPr>
+        <w:pStyle w:val="Texto"/>
       </w:pPr>
       <w:r>
         <w:br w:type="page"/>
@@ -1784,17 +1776,16 @@
     </w:p>
     <w:p>
       <w:pPr>
-        <w:rPr>
-          <w:rFonts w:ascii="Times New Roman" w:hAnsi="Times New Roman" w:cs="Times New Roman"/>
-          <w:sz w:val="24"/>
-          <w:szCs w:val="24"/>
-        </w:rPr>
+        <w:pStyle w:val="Texto"/>
       </w:pPr>
       <w:r>
         <w:br w:type="page"/>
       </w:r>
     </w:p>
     <w:p>
+      <w:pPr>
+        <w:pStyle w:val="Texto"/>
+      </w:pPr>
       <w:r>
         <w:rPr>
           <w:noProof/>
@@ -1851,6 +1842,9 @@
       </w:r>
     </w:p>
     <w:p>
+      <w:pPr>
+        <w:pStyle w:val="Texto"/>
+      </w:pPr>
       <w:r>
         <w:t xml:space="preserve">Ahora con el botón de nuevo le creamos una partición de 60gb a Windows y dejamos 40gb para </w:t>
       </w:r>
@@ -1862,11 +1856,7 @@
     </w:p>
     <w:p>
       <w:pPr>
-        <w:rPr>
-          <w:rFonts w:ascii="Times New Roman" w:hAnsi="Times New Roman" w:cs="Times New Roman"/>
-          <w:sz w:val="24"/>
-          <w:szCs w:val="24"/>
-        </w:rPr>
+        <w:pStyle w:val="Texto"/>
       </w:pPr>
       <w:r>
         <w:rPr>
@@ -2102,11 +2092,7 @@
     </w:p>
     <w:p>
       <w:pPr>
-        <w:rPr>
-          <w:rFonts w:ascii="Times New Roman" w:hAnsi="Times New Roman" w:cs="Times New Roman"/>
-          <w:sz w:val="24"/>
-          <w:szCs w:val="24"/>
-        </w:rPr>
+        <w:pStyle w:val="Texto"/>
       </w:pPr>
       <w:r>
         <w:br w:type="page"/>
@@ -2231,11 +2217,7 @@
     </w:p>
     <w:p>
       <w:pPr>
-        <w:rPr>
-          <w:rFonts w:ascii="Times New Roman" w:hAnsi="Times New Roman" w:cs="Times New Roman"/>
-          <w:sz w:val="24"/>
-          <w:szCs w:val="24"/>
-        </w:rPr>
+        <w:pStyle w:val="Texto"/>
       </w:pPr>
       <w:r>
         <w:br w:type="page"/>
@@ -2368,11 +2350,7 @@
     </w:p>
     <w:p>
       <w:pPr>
-        <w:rPr>
-          <w:rFonts w:ascii="Times New Roman" w:hAnsi="Times New Roman" w:cs="Times New Roman"/>
-          <w:sz w:val="24"/>
-          <w:szCs w:val="24"/>
-        </w:rPr>
+        <w:pStyle w:val="Texto"/>
       </w:pPr>
       <w:r>
         <w:br w:type="page"/>
@@ -2741,11 +2719,7 @@
     </w:p>
     <w:p>
       <w:pPr>
-        <w:rPr>
-          <w:rFonts w:ascii="Times New Roman" w:hAnsi="Times New Roman" w:cs="Times New Roman"/>
-          <w:sz w:val="24"/>
-          <w:szCs w:val="24"/>
-        </w:rPr>
+        <w:pStyle w:val="Texto"/>
       </w:pPr>
       <w:r>
         <w:br w:type="page"/>
@@ -2927,6 +2901,9 @@
       </w:r>
     </w:p>
     <w:p>
+      <w:pPr>
+        <w:pStyle w:val="Texto"/>
+      </w:pPr>
       <w:r>
         <w:rPr>
           <w:noProof/>
@@ -2983,6 +2960,9 @@
       </w:r>
     </w:p>
     <w:p>
+      <w:pPr>
+        <w:pStyle w:val="Texto"/>
+      </w:pPr>
       <w:r>
         <w:rPr>
           <w:noProof/>
@@ -3039,11 +3019,7 @@
     </w:p>
     <w:p>
       <w:pPr>
-        <w:rPr>
-          <w:rFonts w:ascii="Times New Roman" w:hAnsi="Times New Roman" w:cs="Times New Roman"/>
-          <w:sz w:val="24"/>
-          <w:szCs w:val="24"/>
-        </w:rPr>
+        <w:pStyle w:val="Texto"/>
       </w:pPr>
       <w:r>
         <w:t>Ahora va a comenzar la Optimización de DELTA, que es de la versión de MiniOS10, si se usa otra distribución de Windows, se puede omitir</w:t>
@@ -3056,17 +3032,16 @@
       <w:pPr>
         <w:pStyle w:val="Ttulo2"/>
       </w:pPr>
-      <w:bookmarkStart w:id="1" w:name="_Toc146800915"/>
+      <w:bookmarkStart w:id="2" w:name="_Toc146808772"/>
       <w:r>
         <w:lastRenderedPageBreak/>
         <w:t>Optimización DELTA</w:t>
       </w:r>
-      <w:bookmarkEnd w:id="1"/>
-    </w:p>
-    <w:p>
-      <w:pPr>
-        <w:pStyle w:val="Texto"/>
-        <w:jc w:val="center"/>
+      <w:bookmarkEnd w:id="2"/>
+    </w:p>
+    <w:p>
+      <w:pPr>
+        <w:pStyle w:val="Texto"/>
       </w:pPr>
       <w:r>
         <w:rPr>
@@ -3125,7 +3100,6 @@
     <w:p>
       <w:pPr>
         <w:pStyle w:val="Texto"/>
-        <w:jc w:val="center"/>
       </w:pPr>
       <w:r>
         <w:rPr>
@@ -3184,7 +3158,6 @@
     <w:p>
       <w:pPr>
         <w:pStyle w:val="Texto"/>
-        <w:jc w:val="center"/>
       </w:pPr>
       <w:r>
         <w:rPr>
@@ -3241,12 +3214,18 @@
       </w:r>
     </w:p>
     <w:p>
+      <w:pPr>
+        <w:pStyle w:val="Texto"/>
+      </w:pPr>
       <w:r>
         <w:lastRenderedPageBreak/>
         <w:t>Recomiendo encarecidamente, instalar la primera y la tercera, ya que son las que menos modifican el sistema en sí, ya que rainmeter es una aplicación para el fondo de pantalla de nuestro ordenador y coloca cosas como la hora y varias cosas más, que van a provocar un mayor consumo general y si es un equipo con pocas capacidades no lo va a poder soportar</w:t>
       </w:r>
     </w:p>
     <w:p>
+      <w:pPr>
+        <w:pStyle w:val="Texto"/>
+      </w:pPr>
       <w:r>
         <w:rPr>
           <w:noProof/>
@@ -3303,11 +3282,7 @@
     </w:p>
     <w:p>
       <w:pPr>
-        <w:rPr>
-          <w:rFonts w:ascii="Times New Roman" w:hAnsi="Times New Roman" w:cs="Times New Roman"/>
-          <w:sz w:val="24"/>
-          <w:szCs w:val="24"/>
-        </w:rPr>
+        <w:pStyle w:val="Texto"/>
       </w:pPr>
       <w:r>
         <w:rPr>
@@ -3369,7 +3344,6 @@
     <w:p>
       <w:pPr>
         <w:pStyle w:val="Texto"/>
-        <w:jc w:val="center"/>
       </w:pPr>
       <w:r>
         <w:rPr>
@@ -3461,7 +3435,6 @@
     <w:p>
       <w:pPr>
         <w:pStyle w:val="Texto"/>
-        <w:jc w:val="center"/>
       </w:pPr>
       <w:r>
         <w:rPr>
@@ -3534,12 +3507,12 @@
       <w:pPr>
         <w:pStyle w:val="Ttulo1"/>
       </w:pPr>
-      <w:bookmarkStart w:id="2" w:name="_Toc146800916"/>
+      <w:bookmarkStart w:id="3" w:name="_Toc146808773"/>
       <w:r>
         <w:lastRenderedPageBreak/>
         <w:t>Instalación Ubuntu</w:t>
       </w:r>
-      <w:bookmarkEnd w:id="2"/>
+      <w:bookmarkEnd w:id="3"/>
     </w:p>
     <w:p>
       <w:pPr>
@@ -3554,13 +3527,8 @@
       </w:r>
       <w:proofErr w:type="spellEnd"/>
       <w:r>
-        <w:t xml:space="preserve"> de Linux con la interfaz de </w:t>
-      </w:r>
-      <w:proofErr w:type="spellStart"/>
-      <w:r>
-        <w:t>virtualbox</w:t>
-      </w:r>
-      <w:proofErr w:type="spellEnd"/>
+        <w:t xml:space="preserve"> de Linux con la interfaz de virtualbox</w:t>
+      </w:r>
     </w:p>
     <w:p>
       <w:pPr>
@@ -3703,21 +3671,12 @@
       </w:r>
       <w:proofErr w:type="spellEnd"/>
       <w:r>
-        <w:t xml:space="preserve"> </w:t>
-      </w:r>
-      <w:proofErr w:type="spellStart"/>
-      <w:r>
-        <w:t>now</w:t>
-      </w:r>
-      <w:proofErr w:type="spellEnd"/>
-      <w:r>
-        <w:t>”</w:t>
-      </w:r>
-    </w:p>
-    <w:p>
-      <w:pPr>
-        <w:pStyle w:val="Texto"/>
-        <w:jc w:val="center"/>
+        <w:t xml:space="preserve"> now”</w:t>
+      </w:r>
+    </w:p>
+    <w:p>
+      <w:pPr>
+        <w:pStyle w:val="Texto"/>
       </w:pPr>
       <w:r>
         <w:rPr>
@@ -3776,7 +3735,6 @@
     <w:p>
       <w:pPr>
         <w:pStyle w:val="Texto"/>
-        <w:jc w:val="center"/>
       </w:pPr>
       <w:r>
         <w:t>Elegimos el idioma español y la distribución de teclado española</w:t>
@@ -3785,7 +3743,6 @@
     <w:p>
       <w:pPr>
         <w:pStyle w:val="Texto"/>
-        <w:jc w:val="center"/>
       </w:pPr>
       <w:r>
         <w:rPr>
@@ -3843,11 +3800,7 @@
     </w:p>
     <w:p>
       <w:pPr>
-        <w:rPr>
-          <w:rFonts w:ascii="Times New Roman" w:hAnsi="Times New Roman" w:cs="Times New Roman"/>
-          <w:sz w:val="24"/>
-          <w:szCs w:val="24"/>
-        </w:rPr>
+        <w:pStyle w:val="Texto"/>
       </w:pPr>
       <w:r>
         <w:br w:type="page"/>
@@ -3856,7 +3809,6 @@
     <w:p>
       <w:pPr>
         <w:pStyle w:val="Texto"/>
-        <w:jc w:val="center"/>
       </w:pPr>
       <w:r>
         <w:rPr>
@@ -3916,7 +3868,6 @@
     <w:p>
       <w:pPr>
         <w:pStyle w:val="Texto"/>
-        <w:jc w:val="center"/>
       </w:pPr>
       <w:r>
         <w:t>Y como Ubuntu lo suelen instalar gente de Windows, ya tienen automatizada la creación de todas las particiones y la detección de Windows, por lo que elegiré la primera opción</w:t>
@@ -3925,7 +3876,6 @@
     <w:p>
       <w:pPr>
         <w:pStyle w:val="Texto"/>
-        <w:jc w:val="center"/>
       </w:pPr>
       <w:r>
         <w:rPr>
@@ -3982,6 +3932,9 @@
       </w:r>
     </w:p>
     <w:p>
+      <w:pPr>
+        <w:pStyle w:val="Texto"/>
+      </w:pPr>
       <w:r>
         <w:rPr>
           <w:noProof/>
@@ -4038,17 +3991,16 @@
       </w:r>
     </w:p>
     <w:p>
+      <w:pPr>
+        <w:pStyle w:val="Texto"/>
+      </w:pPr>
       <w:r>
         <w:t>Coloco mi nombre y mi contraseña</w:t>
       </w:r>
     </w:p>
     <w:p>
       <w:pPr>
-        <w:rPr>
-          <w:rFonts w:ascii="Times New Roman" w:hAnsi="Times New Roman" w:cs="Times New Roman"/>
-          <w:sz w:val="24"/>
-          <w:szCs w:val="24"/>
-        </w:rPr>
+        <w:pStyle w:val="Texto"/>
       </w:pPr>
       <w:r>
         <w:rPr>
@@ -4110,7 +4062,6 @@
     <w:p>
       <w:pPr>
         <w:pStyle w:val="Texto"/>
-        <w:jc w:val="center"/>
       </w:pPr>
       <w:r>
         <w:rPr>
@@ -4170,7 +4121,6 @@
     <w:p>
       <w:pPr>
         <w:pStyle w:val="Texto"/>
-        <w:jc w:val="center"/>
       </w:pPr>
       <w:r>
         <w:t xml:space="preserve">Yo le voy a dar a “reiniciar ahora” para comprobar que el Dual </w:t>
@@ -4187,7 +4137,6 @@
     <w:p>
       <w:pPr>
         <w:pStyle w:val="Texto"/>
-        <w:jc w:val="center"/>
       </w:pPr>
       <w:r>
         <w:rPr>
@@ -4245,11 +4194,7 @@
     </w:p>
     <w:p>
       <w:pPr>
-        <w:rPr>
-          <w:rFonts w:ascii="Times New Roman" w:hAnsi="Times New Roman" w:cs="Times New Roman"/>
-          <w:sz w:val="24"/>
-          <w:szCs w:val="24"/>
-        </w:rPr>
+        <w:pStyle w:val="Texto"/>
       </w:pPr>
       <w:r>
         <w:br w:type="page"/>
@@ -4258,7 +4203,6 @@
     <w:p>
       <w:pPr>
         <w:pStyle w:val="Texto"/>
-        <w:jc w:val="center"/>
       </w:pPr>
       <w:r>
         <w:lastRenderedPageBreak/>
@@ -4268,7 +4212,6 @@
     <w:p>
       <w:pPr>
         <w:pStyle w:val="Texto"/>
-        <w:jc w:val="center"/>
       </w:pPr>
       <w:r>
         <w:rPr>
@@ -4327,7 +4270,6 @@
     <w:p>
       <w:pPr>
         <w:pStyle w:val="Texto"/>
-        <w:jc w:val="center"/>
       </w:pPr>
       <w:r>
         <w:rPr>
@@ -4386,13 +4328,15 @@
     <w:p>
       <w:pPr>
         <w:pStyle w:val="Texto"/>
-        <w:jc w:val="center"/>
       </w:pPr>
       <w:r>
         <w:t>Y funciona correctamente, incluso me detectó el idioma español y me sugirió cambiar los nombres de los directorios</w:t>
       </w:r>
     </w:p>
     <w:p>
+      <w:pPr>
+        <w:pStyle w:val="Texto"/>
+      </w:pPr>
       <w:r>
         <w:br w:type="page"/>
       </w:r>
@@ -4402,6 +4346,9 @@
       </w:r>
     </w:p>
     <w:p>
+      <w:pPr>
+        <w:pStyle w:val="Texto"/>
+      </w:pPr>
       <w:r>
         <w:rPr>
           <w:noProof/>
@@ -4457,6 +4404,9 @@
       </w:r>
     </w:p>
     <w:p>
+      <w:pPr>
+        <w:pStyle w:val="Texto"/>
+      </w:pPr>
       <w:r>
         <w:rPr>
           <w:noProof/>
@@ -4512,17 +4462,26 @@
       </w:r>
     </w:p>
     <w:p>
+      <w:pPr>
+        <w:pStyle w:val="Texto"/>
+      </w:pPr>
       <w:r>
         <w:br w:type="page"/>
       </w:r>
     </w:p>
     <w:p>
+      <w:pPr>
+        <w:pStyle w:val="Texto"/>
+      </w:pPr>
       <w:r>
         <w:lastRenderedPageBreak/>
         <w:t>Y ahora ejecutaré el siguiente para actualizar mi versión de Ubuntu</w:t>
       </w:r>
     </w:p>
     <w:p>
+      <w:pPr>
+        <w:pStyle w:val="Texto"/>
+      </w:pPr>
       <w:r>
         <w:rPr>
           <w:noProof/>
@@ -4578,6 +4537,9 @@
       </w:r>
     </w:p>
     <w:p>
+      <w:pPr>
+        <w:pStyle w:val="Texto"/>
+      </w:pPr>
       <w:r>
         <w:rPr>
           <w:noProof/>
@@ -4633,11 +4595,17 @@
       </w:r>
     </w:p>
     <w:p>
+      <w:pPr>
+        <w:pStyle w:val="Texto"/>
+      </w:pPr>
       <w:r>
         <w:br w:type="page"/>
       </w:r>
     </w:p>
     <w:p>
+      <w:pPr>
+        <w:pStyle w:val="Texto"/>
+      </w:pPr>
       <w:r>
         <w:rPr>
           <w:noProof/>
@@ -4694,14 +4662,82 @@
       </w:r>
     </w:p>
     <w:p>
+      <w:pPr>
+        <w:pStyle w:val="Texto"/>
+      </w:pPr>
       <w:r>
         <w:t>Y cuando termine, tendremos nuestro Ubuntu actualizado y con Windows.</w:t>
       </w:r>
     </w:p>
-    <w:p/>
+    <w:p>
+      <w:pPr>
+        <w:pStyle w:val="Texto"/>
+      </w:pPr>
+      <w:r>
+        <w:t>Aquí muestro como me quedó las particiones luego de la instalación:</w:t>
+      </w:r>
+    </w:p>
+    <w:p>
+      <w:pPr>
+        <w:pStyle w:val="Texto"/>
+      </w:pPr>
+      <w:r>
+        <w:rPr>
+          <w:noProof/>
+        </w:rPr>
+        <w:drawing>
+          <wp:inline distT="0" distB="0" distL="0" distR="0" wp14:anchorId="07DCE93D" wp14:editId="4C514E59">
+            <wp:extent cx="5391150" cy="4278630"/>
+            <wp:effectExtent l="0" t="0" r="0" b="7620"/>
+            <wp:docPr id="1" name="Imagen 1"/>
+            <wp:cNvGraphicFramePr>
+              <a:graphicFrameLocks xmlns:a="http://schemas.openxmlformats.org/drawingml/2006/main" noChangeAspect="1"/>
+            </wp:cNvGraphicFramePr>
+            <a:graphic xmlns:a="http://schemas.openxmlformats.org/drawingml/2006/main">
+              <a:graphicData uri="http://schemas.openxmlformats.org/drawingml/2006/picture">
+                <pic:pic xmlns:pic="http://schemas.openxmlformats.org/drawingml/2006/picture">
+                  <pic:nvPicPr>
+                    <pic:cNvPr id="0" name="Picture 1"/>
+                    <pic:cNvPicPr>
+                      <a:picLocks noChangeAspect="1" noChangeArrowheads="1"/>
+                    </pic:cNvPicPr>
+                  </pic:nvPicPr>
+                  <pic:blipFill>
+                    <a:blip r:embed="rId60">
+                      <a:extLst>
+                        <a:ext uri="{28A0092B-C50C-407E-A947-70E740481C1C}">
+                          <a14:useLocalDpi xmlns:a14="http://schemas.microsoft.com/office/drawing/2010/main" val="0"/>
+                        </a:ext>
+                      </a:extLst>
+                    </a:blip>
+                    <a:srcRect/>
+                    <a:stretch>
+                      <a:fillRect/>
+                    </a:stretch>
+                  </pic:blipFill>
+                  <pic:spPr bwMode="auto">
+                    <a:xfrm>
+                      <a:off x="0" y="0"/>
+                      <a:ext cx="5391150" cy="4278630"/>
+                    </a:xfrm>
+                    <a:prstGeom prst="rect">
+                      <a:avLst/>
+                    </a:prstGeom>
+                    <a:noFill/>
+                    <a:ln>
+                      <a:noFill/>
+                    </a:ln>
+                  </pic:spPr>
+                </pic:pic>
+              </a:graphicData>
+            </a:graphic>
+          </wp:inline>
+        </w:drawing>
+      </w:r>
+    </w:p>
     <w:sectPr>
-      <w:headerReference w:type="default" r:id="rId60"/>
-      <w:footerReference w:type="default" r:id="rId61"/>
+      <w:headerReference w:type="default" r:id="rId61"/>
+      <w:footerReference w:type="default" r:id="rId62"/>
       <w:pgSz w:w="11906" w:h="16838"/>
       <w:pgMar w:top="1417" w:right="1701" w:bottom="1417" w:left="1701" w:header="708" w:footer="708" w:gutter="0"/>
       <w:pgNumType w:start="1"/>
@@ -4713,7 +4749,7 @@
 </file>
 
 <file path=word/endnotes.xml><?xml version="1.0" encoding="utf-8"?>
-<w:endnotes xmlns:wpc="http://schemas.microsoft.com/office/word/2010/wordprocessingCanvas" xmlns:cx="http://schemas.microsoft.com/office/drawing/2014/chartex" xmlns:cx1="http://schemas.microsoft.com/office/drawing/2015/9/8/chartex" xmlns:cx2="http://schemas.microsoft.com/office/drawing/2015/10/21/chartex" xmlns:cx3="http://schemas.microsoft.com/office/drawing/2016/5/9/chartex" xmlns:cx4="http://schemas.microsoft.com/office/drawing/2016/5/10/chartex" xmlns:cx5="http://schemas.microsoft.com/office/drawing/2016/5/11/chartex" xmlns:cx6="http://schemas.microsoft.com/office/drawing/2016/5/12/chartex" xmlns:cx7="http://schemas.microsoft.com/office/drawing/2016/5/13/chartex" xmlns:cx8="http://schemas.microsoft.com/office/drawing/2016/5/14/chartex" xmlns:mc="http://schemas.openxmlformats.org/markup-compatibility/2006" xmlns:aink="http://schemas.microsoft.com/office/drawing/2016/ink" xmlns:am3d="http://schemas.microsoft.com/office/drawing/2017/model3d" xmlns:o="urn:schemas-microsoft-com:office:office" xmlns:oel="http://schemas.microsoft.com/office/2019/extlst" xmlns:r="http://schemas.openxmlformats.org/officeDocument/2006/relationships" xmlns:m="http://schemas.openxmlformats.org/officeDocument/2006/math" xmlns:v="urn:schemas-microsoft-com:vml" xmlns:wp14="http://schemas.microsoft.com/office/word/2010/wordprocessingDrawing" xmlns:wp="http://schemas.openxmlformats.org/drawingml/2006/wordprocessingDrawing" xmlns:w10="urn:schemas-microsoft-com:office:word" xmlns:w="http://schemas.openxmlformats.org/wordprocessingml/2006/main" xmlns:w14="http://schemas.microsoft.com/office/word/2010/wordml" xmlns:w15="http://schemas.microsoft.com/office/word/2012/wordml" xmlns:w16cex="http://schemas.microsoft.com/office/word/2018/wordml/cex" xmlns:w16cid="http://schemas.microsoft.com/office/word/2016/wordml/cid" xmlns:w16="http://schemas.microsoft.com/office/word/2018/wordml" xmlns:w16sdtdh="http://schemas.microsoft.com/office/word/2020/wordml/sdtdatahash" xmlns:w16se="http://schemas.microsoft.com/office/word/2015/wordml/symex" xmlns:wpg="http://schemas.microsoft.com/office/word/2010/wordprocessingGroup" xmlns:wpi="http://schemas.microsoft.com/office/word/2010/wordprocessingInk" xmlns:wne="http://schemas.microsoft.com/office/word/2006/wordml" xmlns:wps="http://schemas.microsoft.com/office/word/2010/wordprocessingShape" mc:Ignorable="w14 w15 w16se w16cid w16 w16cex w16sdtdh wp14">
+<w:endnotes xmlns:wpc="http://schemas.microsoft.com/office/word/2010/wordprocessingCanvas" xmlns:cx="http://schemas.microsoft.com/office/drawing/2014/chartex" xmlns:cx1="http://schemas.microsoft.com/office/drawing/2015/9/8/chartex" xmlns:cx2="http://schemas.microsoft.com/office/drawing/2015/10/21/chartex" xmlns:cx3="http://schemas.microsoft.com/office/drawing/2016/5/9/chartex" xmlns:cx4="http://schemas.microsoft.com/office/drawing/2016/5/10/chartex" xmlns:cx5="http://schemas.microsoft.com/office/drawing/2016/5/11/chartex" xmlns:cx6="http://schemas.microsoft.com/office/drawing/2016/5/12/chartex" xmlns:cx7="http://schemas.microsoft.com/office/drawing/2016/5/13/chartex" xmlns:cx8="http://schemas.microsoft.com/office/drawing/2016/5/14/chartex" xmlns:mc="http://schemas.openxmlformats.org/markup-compatibility/2006" xmlns:aink="http://schemas.microsoft.com/office/drawing/2016/ink" xmlns:am3d="http://schemas.microsoft.com/office/drawing/2017/model3d" xmlns:o="urn:schemas-microsoft-com:office:office" xmlns:r="http://schemas.openxmlformats.org/officeDocument/2006/relationships" xmlns:m="http://schemas.openxmlformats.org/officeDocument/2006/math" xmlns:v="urn:schemas-microsoft-com:vml" xmlns:wp14="http://schemas.microsoft.com/office/word/2010/wordprocessingDrawing" xmlns:wp="http://schemas.openxmlformats.org/drawingml/2006/wordprocessingDrawing" xmlns:w10="urn:schemas-microsoft-com:office:word" xmlns:w="http://schemas.openxmlformats.org/wordprocessingml/2006/main" xmlns:w14="http://schemas.microsoft.com/office/word/2010/wordml" xmlns:w15="http://schemas.microsoft.com/office/word/2012/wordml" xmlns:w16cid="http://schemas.microsoft.com/office/word/2016/wordml/cid" xmlns:w16se="http://schemas.microsoft.com/office/word/2015/wordml/symex" xmlns:wpg="http://schemas.microsoft.com/office/word/2010/wordprocessingGroup" xmlns:wpi="http://schemas.microsoft.com/office/word/2010/wordprocessingInk" xmlns:wne="http://schemas.microsoft.com/office/word/2006/wordml" xmlns:wps="http://schemas.microsoft.com/office/word/2010/wordprocessingShape" mc:Ignorable="w14 w15 w16se w16cid wp14">
   <w:endnote w:type="separator" w:id="-1">
     <w:p>
       <w:pPr>
@@ -4738,7 +4774,7 @@
 </file>
 
 <file path=word/footer1.xml><?xml version="1.0" encoding="utf-8"?>
-<w:ftr xmlns:wpc="http://schemas.microsoft.com/office/word/2010/wordprocessingCanvas" xmlns:cx="http://schemas.microsoft.com/office/drawing/2014/chartex" xmlns:cx1="http://schemas.microsoft.com/office/drawing/2015/9/8/chartex" xmlns:cx2="http://schemas.microsoft.com/office/drawing/2015/10/21/chartex" xmlns:cx3="http://schemas.microsoft.com/office/drawing/2016/5/9/chartex" xmlns:cx4="http://schemas.microsoft.com/office/drawing/2016/5/10/chartex" xmlns:cx5="http://schemas.microsoft.com/office/drawing/2016/5/11/chartex" xmlns:cx6="http://schemas.microsoft.com/office/drawing/2016/5/12/chartex" xmlns:cx7="http://schemas.microsoft.com/office/drawing/2016/5/13/chartex" xmlns:cx8="http://schemas.microsoft.com/office/drawing/2016/5/14/chartex" xmlns:mc="http://schemas.openxmlformats.org/markup-compatibility/2006" xmlns:aink="http://schemas.microsoft.com/office/drawing/2016/ink" xmlns:am3d="http://schemas.microsoft.com/office/drawing/2017/model3d" xmlns:o="urn:schemas-microsoft-com:office:office" xmlns:oel="http://schemas.microsoft.com/office/2019/extlst" xmlns:r="http://schemas.openxmlformats.org/officeDocument/2006/relationships" xmlns:m="http://schemas.openxmlformats.org/officeDocument/2006/math" xmlns:v="urn:schemas-microsoft-com:vml" xmlns:wp14="http://schemas.microsoft.com/office/word/2010/wordprocessingDrawing" xmlns:wp="http://schemas.openxmlformats.org/drawingml/2006/wordprocessingDrawing" xmlns:w10="urn:schemas-microsoft-com:office:word" xmlns:w="http://schemas.openxmlformats.org/wordprocessingml/2006/main" xmlns:w14="http://schemas.microsoft.com/office/word/2010/wordml" xmlns:w15="http://schemas.microsoft.com/office/word/2012/wordml" xmlns:w16cex="http://schemas.microsoft.com/office/word/2018/wordml/cex" xmlns:w16cid="http://schemas.microsoft.com/office/word/2016/wordml/cid" xmlns:w16="http://schemas.microsoft.com/office/word/2018/wordml" xmlns:w16sdtdh="http://schemas.microsoft.com/office/word/2020/wordml/sdtdatahash" xmlns:w16se="http://schemas.microsoft.com/office/word/2015/wordml/symex" xmlns:wpg="http://schemas.microsoft.com/office/word/2010/wordprocessingGroup" xmlns:wpi="http://schemas.microsoft.com/office/word/2010/wordprocessingInk" xmlns:wne="http://schemas.microsoft.com/office/word/2006/wordml" xmlns:wps="http://schemas.microsoft.com/office/word/2010/wordprocessingShape" mc:Ignorable="w14 w15 w16se w16cid w16 w16cex w16sdtdh wp14">
+<w:ftr xmlns:wpc="http://schemas.microsoft.com/office/word/2010/wordprocessingCanvas" xmlns:cx="http://schemas.microsoft.com/office/drawing/2014/chartex" xmlns:cx1="http://schemas.microsoft.com/office/drawing/2015/9/8/chartex" xmlns:cx2="http://schemas.microsoft.com/office/drawing/2015/10/21/chartex" xmlns:cx3="http://schemas.microsoft.com/office/drawing/2016/5/9/chartex" xmlns:cx4="http://schemas.microsoft.com/office/drawing/2016/5/10/chartex" xmlns:cx5="http://schemas.microsoft.com/office/drawing/2016/5/11/chartex" xmlns:cx6="http://schemas.microsoft.com/office/drawing/2016/5/12/chartex" xmlns:cx7="http://schemas.microsoft.com/office/drawing/2016/5/13/chartex" xmlns:cx8="http://schemas.microsoft.com/office/drawing/2016/5/14/chartex" xmlns:mc="http://schemas.openxmlformats.org/markup-compatibility/2006" xmlns:aink="http://schemas.microsoft.com/office/drawing/2016/ink" xmlns:am3d="http://schemas.microsoft.com/office/drawing/2017/model3d" xmlns:o="urn:schemas-microsoft-com:office:office" xmlns:r="http://schemas.openxmlformats.org/officeDocument/2006/relationships" xmlns:m="http://schemas.openxmlformats.org/officeDocument/2006/math" xmlns:v="urn:schemas-microsoft-com:vml" xmlns:wp14="http://schemas.microsoft.com/office/word/2010/wordprocessingDrawing" xmlns:wp="http://schemas.openxmlformats.org/drawingml/2006/wordprocessingDrawing" xmlns:w10="urn:schemas-microsoft-com:office:word" xmlns:w="http://schemas.openxmlformats.org/wordprocessingml/2006/main" xmlns:w14="http://schemas.microsoft.com/office/word/2010/wordml" xmlns:w15="http://schemas.microsoft.com/office/word/2012/wordml" xmlns:w16cid="http://schemas.microsoft.com/office/word/2016/wordml/cid" xmlns:w16se="http://schemas.microsoft.com/office/word/2015/wordml/symex" xmlns:wpg="http://schemas.microsoft.com/office/word/2010/wordprocessingGroup" xmlns:wpi="http://schemas.microsoft.com/office/word/2010/wordprocessingInk" xmlns:wne="http://schemas.microsoft.com/office/word/2006/wordml" xmlns:wps="http://schemas.microsoft.com/office/word/2010/wordprocessingShape" mc:Ignorable="w14 w15 w16se w16cid wp14">
   <w:p>
     <w:pPr>
       <w:pStyle w:val="Piedepgina"/>
@@ -4763,7 +4799,7 @@
 </file>
 
 <file path=word/footer2.xml><?xml version="1.0" encoding="utf-8"?>
-<w:ftr xmlns:wpc="http://schemas.microsoft.com/office/word/2010/wordprocessingCanvas" xmlns:cx="http://schemas.microsoft.com/office/drawing/2014/chartex" xmlns:cx1="http://schemas.microsoft.com/office/drawing/2015/9/8/chartex" xmlns:cx2="http://schemas.microsoft.com/office/drawing/2015/10/21/chartex" xmlns:cx3="http://schemas.microsoft.com/office/drawing/2016/5/9/chartex" xmlns:cx4="http://schemas.microsoft.com/office/drawing/2016/5/10/chartex" xmlns:cx5="http://schemas.microsoft.com/office/drawing/2016/5/11/chartex" xmlns:cx6="http://schemas.microsoft.com/office/drawing/2016/5/12/chartex" xmlns:cx7="http://schemas.microsoft.com/office/drawing/2016/5/13/chartex" xmlns:cx8="http://schemas.microsoft.com/office/drawing/2016/5/14/chartex" xmlns:mc="http://schemas.openxmlformats.org/markup-compatibility/2006" xmlns:aink="http://schemas.microsoft.com/office/drawing/2016/ink" xmlns:am3d="http://schemas.microsoft.com/office/drawing/2017/model3d" xmlns:o="urn:schemas-microsoft-com:office:office" xmlns:oel="http://schemas.microsoft.com/office/2019/extlst" xmlns:r="http://schemas.openxmlformats.org/officeDocument/2006/relationships" xmlns:m="http://schemas.openxmlformats.org/officeDocument/2006/math" xmlns:v="urn:schemas-microsoft-com:vml" xmlns:wp14="http://schemas.microsoft.com/office/word/2010/wordprocessingDrawing" xmlns:wp="http://schemas.openxmlformats.org/drawingml/2006/wordprocessingDrawing" xmlns:w10="urn:schemas-microsoft-com:office:word" xmlns:w="http://schemas.openxmlformats.org/wordprocessingml/2006/main" xmlns:w14="http://schemas.microsoft.com/office/word/2010/wordml" xmlns:w15="http://schemas.microsoft.com/office/word/2012/wordml" xmlns:w16cex="http://schemas.microsoft.com/office/word/2018/wordml/cex" xmlns:w16cid="http://schemas.microsoft.com/office/word/2016/wordml/cid" xmlns:w16="http://schemas.microsoft.com/office/word/2018/wordml" xmlns:w16sdtdh="http://schemas.microsoft.com/office/word/2020/wordml/sdtdatahash" xmlns:w16se="http://schemas.microsoft.com/office/word/2015/wordml/symex" xmlns:wpg="http://schemas.microsoft.com/office/word/2010/wordprocessingGroup" xmlns:wpi="http://schemas.microsoft.com/office/word/2010/wordprocessingInk" xmlns:wne="http://schemas.microsoft.com/office/word/2006/wordml" xmlns:wps="http://schemas.microsoft.com/office/word/2010/wordprocessingShape" mc:Ignorable="w14 w15 w16se w16cid w16 w16cex w16sdtdh wp14">
+<w:ftr xmlns:wpc="http://schemas.microsoft.com/office/word/2010/wordprocessingCanvas" xmlns:cx="http://schemas.microsoft.com/office/drawing/2014/chartex" xmlns:cx1="http://schemas.microsoft.com/office/drawing/2015/9/8/chartex" xmlns:cx2="http://schemas.microsoft.com/office/drawing/2015/10/21/chartex" xmlns:cx3="http://schemas.microsoft.com/office/drawing/2016/5/9/chartex" xmlns:cx4="http://schemas.microsoft.com/office/drawing/2016/5/10/chartex" xmlns:cx5="http://schemas.microsoft.com/office/drawing/2016/5/11/chartex" xmlns:cx6="http://schemas.microsoft.com/office/drawing/2016/5/12/chartex" xmlns:cx7="http://schemas.microsoft.com/office/drawing/2016/5/13/chartex" xmlns:cx8="http://schemas.microsoft.com/office/drawing/2016/5/14/chartex" xmlns:mc="http://schemas.openxmlformats.org/markup-compatibility/2006" xmlns:aink="http://schemas.microsoft.com/office/drawing/2016/ink" xmlns:am3d="http://schemas.microsoft.com/office/drawing/2017/model3d" xmlns:o="urn:schemas-microsoft-com:office:office" xmlns:r="http://schemas.openxmlformats.org/officeDocument/2006/relationships" xmlns:m="http://schemas.openxmlformats.org/officeDocument/2006/math" xmlns:v="urn:schemas-microsoft-com:vml" xmlns:wp14="http://schemas.microsoft.com/office/word/2010/wordprocessingDrawing" xmlns:wp="http://schemas.openxmlformats.org/drawingml/2006/wordprocessingDrawing" xmlns:w10="urn:schemas-microsoft-com:office:word" xmlns:w="http://schemas.openxmlformats.org/wordprocessingml/2006/main" xmlns:w14="http://schemas.microsoft.com/office/word/2010/wordml" xmlns:w15="http://schemas.microsoft.com/office/word/2012/wordml" xmlns:w16cid="http://schemas.microsoft.com/office/word/2016/wordml/cid" xmlns:w16se="http://schemas.microsoft.com/office/word/2015/wordml/symex" xmlns:wpg="http://schemas.microsoft.com/office/word/2010/wordprocessingGroup" xmlns:wpi="http://schemas.microsoft.com/office/word/2010/wordprocessingInk" xmlns:wne="http://schemas.microsoft.com/office/word/2006/wordml" xmlns:wps="http://schemas.microsoft.com/office/word/2010/wordprocessingShape" mc:Ignorable="w14 w15 w16se w16cid wp14">
   <w:p>
     <w:pPr>
       <w:pStyle w:val="Encabezado"/>
@@ -4807,7 +4843,7 @@
 </file>
 
 <file path=word/footer3.xml><?xml version="1.0" encoding="utf-8"?>
-<w:ftr xmlns:wpc="http://schemas.microsoft.com/office/word/2010/wordprocessingCanvas" xmlns:cx="http://schemas.microsoft.com/office/drawing/2014/chartex" xmlns:cx1="http://schemas.microsoft.com/office/drawing/2015/9/8/chartex" xmlns:cx2="http://schemas.microsoft.com/office/drawing/2015/10/21/chartex" xmlns:cx3="http://schemas.microsoft.com/office/drawing/2016/5/9/chartex" xmlns:cx4="http://schemas.microsoft.com/office/drawing/2016/5/10/chartex" xmlns:cx5="http://schemas.microsoft.com/office/drawing/2016/5/11/chartex" xmlns:cx6="http://schemas.microsoft.com/office/drawing/2016/5/12/chartex" xmlns:cx7="http://schemas.microsoft.com/office/drawing/2016/5/13/chartex" xmlns:cx8="http://schemas.microsoft.com/office/drawing/2016/5/14/chartex" xmlns:mc="http://schemas.openxmlformats.org/markup-compatibility/2006" xmlns:aink="http://schemas.microsoft.com/office/drawing/2016/ink" xmlns:am3d="http://schemas.microsoft.com/office/drawing/2017/model3d" xmlns:o="urn:schemas-microsoft-com:office:office" xmlns:oel="http://schemas.microsoft.com/office/2019/extlst" xmlns:r="http://schemas.openxmlformats.org/officeDocument/2006/relationships" xmlns:m="http://schemas.openxmlformats.org/officeDocument/2006/math" xmlns:v="urn:schemas-microsoft-com:vml" xmlns:wp14="http://schemas.microsoft.com/office/word/2010/wordprocessingDrawing" xmlns:wp="http://schemas.openxmlformats.org/drawingml/2006/wordprocessingDrawing" xmlns:w10="urn:schemas-microsoft-com:office:word" xmlns:w="http://schemas.openxmlformats.org/wordprocessingml/2006/main" xmlns:w14="http://schemas.microsoft.com/office/word/2010/wordml" xmlns:w15="http://schemas.microsoft.com/office/word/2012/wordml" xmlns:w16cex="http://schemas.microsoft.com/office/word/2018/wordml/cex" xmlns:w16cid="http://schemas.microsoft.com/office/word/2016/wordml/cid" xmlns:w16="http://schemas.microsoft.com/office/word/2018/wordml" xmlns:w16sdtdh="http://schemas.microsoft.com/office/word/2020/wordml/sdtdatahash" xmlns:w16se="http://schemas.microsoft.com/office/word/2015/wordml/symex" xmlns:wpg="http://schemas.microsoft.com/office/word/2010/wordprocessingGroup" xmlns:wpi="http://schemas.microsoft.com/office/word/2010/wordprocessingInk" xmlns:wne="http://schemas.microsoft.com/office/word/2006/wordml" xmlns:wps="http://schemas.microsoft.com/office/word/2010/wordprocessingShape" mc:Ignorable="w14 w15 w16se w16cid w16 w16cex w16sdtdh wp14">
+<w:ftr xmlns:wpc="http://schemas.microsoft.com/office/word/2010/wordprocessingCanvas" xmlns:cx="http://schemas.microsoft.com/office/drawing/2014/chartex" xmlns:cx1="http://schemas.microsoft.com/office/drawing/2015/9/8/chartex" xmlns:cx2="http://schemas.microsoft.com/office/drawing/2015/10/21/chartex" xmlns:cx3="http://schemas.microsoft.com/office/drawing/2016/5/9/chartex" xmlns:cx4="http://schemas.microsoft.com/office/drawing/2016/5/10/chartex" xmlns:cx5="http://schemas.microsoft.com/office/drawing/2016/5/11/chartex" xmlns:cx6="http://schemas.microsoft.com/office/drawing/2016/5/12/chartex" xmlns:cx7="http://schemas.microsoft.com/office/drawing/2016/5/13/chartex" xmlns:cx8="http://schemas.microsoft.com/office/drawing/2016/5/14/chartex" xmlns:mc="http://schemas.openxmlformats.org/markup-compatibility/2006" xmlns:aink="http://schemas.microsoft.com/office/drawing/2016/ink" xmlns:am3d="http://schemas.microsoft.com/office/drawing/2017/model3d" xmlns:o="urn:schemas-microsoft-com:office:office" xmlns:r="http://schemas.openxmlformats.org/officeDocument/2006/relationships" xmlns:m="http://schemas.openxmlformats.org/officeDocument/2006/math" xmlns:v="urn:schemas-microsoft-com:vml" xmlns:wp14="http://schemas.microsoft.com/office/word/2010/wordprocessingDrawing" xmlns:wp="http://schemas.openxmlformats.org/drawingml/2006/wordprocessingDrawing" xmlns:w10="urn:schemas-microsoft-com:office:word" xmlns:w="http://schemas.openxmlformats.org/wordprocessingml/2006/main" xmlns:w14="http://schemas.microsoft.com/office/word/2010/wordml" xmlns:w15="http://schemas.microsoft.com/office/word/2012/wordml" xmlns:w16cid="http://schemas.microsoft.com/office/word/2016/wordml/cid" xmlns:w16se="http://schemas.microsoft.com/office/word/2015/wordml/symex" xmlns:wpg="http://schemas.microsoft.com/office/word/2010/wordprocessingGroup" xmlns:wpi="http://schemas.microsoft.com/office/word/2010/wordprocessingInk" xmlns:wne="http://schemas.microsoft.com/office/word/2006/wordml" xmlns:wps="http://schemas.microsoft.com/office/word/2010/wordprocessingShape" mc:Ignorable="w14 w15 w16se w16cid wp14">
   <w:p>
     <w:pPr>
       <w:pStyle w:val="Piedepgina"/>
@@ -4817,7 +4853,7 @@
         <w:rFonts w:ascii="Times New Roman" w:hAnsi="Times New Roman" w:cs="Times New Roman"/>
         <w:b/>
         <w:caps/>
-        <w:color w:val="000000" w:themeColor="text1"/>
+        <w:color w:val="FFFFFF" w:themeColor="background1"/>
         <w:sz w:val="24"/>
       </w:rPr>
     </w:pPr>
@@ -4826,7 +4862,7 @@
         <w:rFonts w:ascii="Times New Roman" w:hAnsi="Times New Roman" w:cs="Times New Roman"/>
         <w:b/>
         <w:caps/>
-        <w:color w:val="000000" w:themeColor="text1"/>
+        <w:color w:val="FFFFFF" w:themeColor="background1"/>
         <w:sz w:val="24"/>
       </w:rPr>
       <w:fldChar w:fldCharType="begin"/>
@@ -4836,7 +4872,7 @@
         <w:rFonts w:ascii="Times New Roman" w:hAnsi="Times New Roman" w:cs="Times New Roman"/>
         <w:b/>
         <w:caps/>
-        <w:color w:val="000000" w:themeColor="text1"/>
+        <w:color w:val="FFFFFF" w:themeColor="background1"/>
         <w:sz w:val="24"/>
       </w:rPr>
       <w:instrText>PAGE   \* MERGEFORMAT</w:instrText>
@@ -4846,7 +4882,7 @@
         <w:rFonts w:ascii="Times New Roman" w:hAnsi="Times New Roman" w:cs="Times New Roman"/>
         <w:b/>
         <w:caps/>
-        <w:color w:val="000000" w:themeColor="text1"/>
+        <w:color w:val="FFFFFF" w:themeColor="background1"/>
         <w:sz w:val="24"/>
       </w:rPr>
       <w:fldChar w:fldCharType="separate"/>
@@ -4856,7 +4892,7 @@
         <w:rFonts w:ascii="Times New Roman" w:hAnsi="Times New Roman" w:cs="Times New Roman"/>
         <w:b/>
         <w:caps/>
-        <w:color w:val="000000" w:themeColor="text1"/>
+        <w:color w:val="FFFFFF" w:themeColor="background1"/>
         <w:sz w:val="24"/>
       </w:rPr>
       <w:t>2</w:t>
@@ -4866,7 +4902,7 @@
         <w:rFonts w:ascii="Times New Roman" w:hAnsi="Times New Roman" w:cs="Times New Roman"/>
         <w:b/>
         <w:caps/>
-        <w:color w:val="000000" w:themeColor="text1"/>
+        <w:color w:val="FFFFFF" w:themeColor="background1"/>
         <w:sz w:val="24"/>
       </w:rPr>
       <w:fldChar w:fldCharType="end"/>
@@ -4876,7 +4912,7 @@
 </file>
 
 <file path=word/footnotes.xml><?xml version="1.0" encoding="utf-8"?>
-<w:footnotes xmlns:wpc="http://schemas.microsoft.com/office/word/2010/wordprocessingCanvas" xmlns:cx="http://schemas.microsoft.com/office/drawing/2014/chartex" xmlns:cx1="http://schemas.microsoft.com/office/drawing/2015/9/8/chartex" xmlns:cx2="http://schemas.microsoft.com/office/drawing/2015/10/21/chartex" xmlns:cx3="http://schemas.microsoft.com/office/drawing/2016/5/9/chartex" xmlns:cx4="http://schemas.microsoft.com/office/drawing/2016/5/10/chartex" xmlns:cx5="http://schemas.microsoft.com/office/drawing/2016/5/11/chartex" xmlns:cx6="http://schemas.microsoft.com/office/drawing/2016/5/12/chartex" xmlns:cx7="http://schemas.microsoft.com/office/drawing/2016/5/13/chartex" xmlns:cx8="http://schemas.microsoft.com/office/drawing/2016/5/14/chartex" xmlns:mc="http://schemas.openxmlformats.org/markup-compatibility/2006" xmlns:aink="http://schemas.microsoft.com/office/drawing/2016/ink" xmlns:am3d="http://schemas.microsoft.com/office/drawing/2017/model3d" xmlns:o="urn:schemas-microsoft-com:office:office" xmlns:oel="http://schemas.microsoft.com/office/2019/extlst" xmlns:r="http://schemas.openxmlformats.org/officeDocument/2006/relationships" xmlns:m="http://schemas.openxmlformats.org/officeDocument/2006/math" xmlns:v="urn:schemas-microsoft-com:vml" xmlns:wp14="http://schemas.microsoft.com/office/word/2010/wordprocessingDrawing" xmlns:wp="http://schemas.openxmlformats.org/drawingml/2006/wordprocessingDrawing" xmlns:w10="urn:schemas-microsoft-com:office:word" xmlns:w="http://schemas.openxmlformats.org/wordprocessingml/2006/main" xmlns:w14="http://schemas.microsoft.com/office/word/2010/wordml" xmlns:w15="http://schemas.microsoft.com/office/word/2012/wordml" xmlns:w16cex="http://schemas.microsoft.com/office/word/2018/wordml/cex" xmlns:w16cid="http://schemas.microsoft.com/office/word/2016/wordml/cid" xmlns:w16="http://schemas.microsoft.com/office/word/2018/wordml" xmlns:w16sdtdh="http://schemas.microsoft.com/office/word/2020/wordml/sdtdatahash" xmlns:w16se="http://schemas.microsoft.com/office/word/2015/wordml/symex" xmlns:wpg="http://schemas.microsoft.com/office/word/2010/wordprocessingGroup" xmlns:wpi="http://schemas.microsoft.com/office/word/2010/wordprocessingInk" xmlns:wne="http://schemas.microsoft.com/office/word/2006/wordml" xmlns:wps="http://schemas.microsoft.com/office/word/2010/wordprocessingShape" mc:Ignorable="w14 w15 w16se w16cid w16 w16cex w16sdtdh wp14">
+<w:footnotes xmlns:wpc="http://schemas.microsoft.com/office/word/2010/wordprocessingCanvas" xmlns:cx="http://schemas.microsoft.com/office/drawing/2014/chartex" xmlns:cx1="http://schemas.microsoft.com/office/drawing/2015/9/8/chartex" xmlns:cx2="http://schemas.microsoft.com/office/drawing/2015/10/21/chartex" xmlns:cx3="http://schemas.microsoft.com/office/drawing/2016/5/9/chartex" xmlns:cx4="http://schemas.microsoft.com/office/drawing/2016/5/10/chartex" xmlns:cx5="http://schemas.microsoft.com/office/drawing/2016/5/11/chartex" xmlns:cx6="http://schemas.microsoft.com/office/drawing/2016/5/12/chartex" xmlns:cx7="http://schemas.microsoft.com/office/drawing/2016/5/13/chartex" xmlns:cx8="http://schemas.microsoft.com/office/drawing/2016/5/14/chartex" xmlns:mc="http://schemas.openxmlformats.org/markup-compatibility/2006" xmlns:aink="http://schemas.microsoft.com/office/drawing/2016/ink" xmlns:am3d="http://schemas.microsoft.com/office/drawing/2017/model3d" xmlns:o="urn:schemas-microsoft-com:office:office" xmlns:r="http://schemas.openxmlformats.org/officeDocument/2006/relationships" xmlns:m="http://schemas.openxmlformats.org/officeDocument/2006/math" xmlns:v="urn:schemas-microsoft-com:vml" xmlns:wp14="http://schemas.microsoft.com/office/word/2010/wordprocessingDrawing" xmlns:wp="http://schemas.openxmlformats.org/drawingml/2006/wordprocessingDrawing" xmlns:w10="urn:schemas-microsoft-com:office:word" xmlns:w="http://schemas.openxmlformats.org/wordprocessingml/2006/main" xmlns:w14="http://schemas.microsoft.com/office/word/2010/wordml" xmlns:w15="http://schemas.microsoft.com/office/word/2012/wordml" xmlns:w16cid="http://schemas.microsoft.com/office/word/2016/wordml/cid" xmlns:w16se="http://schemas.microsoft.com/office/word/2015/wordml/symex" xmlns:wpg="http://schemas.microsoft.com/office/word/2010/wordprocessingGroup" xmlns:wpi="http://schemas.microsoft.com/office/word/2010/wordprocessingInk" xmlns:wne="http://schemas.microsoft.com/office/word/2006/wordml" xmlns:wps="http://schemas.microsoft.com/office/word/2010/wordprocessingShape" mc:Ignorable="w14 w15 w16se w16cid wp14">
   <w:footnote w:type="separator" w:id="-1">
     <w:p>
       <w:pPr>
@@ -4901,7 +4937,7 @@
 </file>
 
 <file path=word/header1.xml><?xml version="1.0" encoding="utf-8"?>
-<w:hdr xmlns:wpc="http://schemas.microsoft.com/office/word/2010/wordprocessingCanvas" xmlns:cx="http://schemas.microsoft.com/office/drawing/2014/chartex" xmlns:cx1="http://schemas.microsoft.com/office/drawing/2015/9/8/chartex" xmlns:cx2="http://schemas.microsoft.com/office/drawing/2015/10/21/chartex" xmlns:cx3="http://schemas.microsoft.com/office/drawing/2016/5/9/chartex" xmlns:cx4="http://schemas.microsoft.com/office/drawing/2016/5/10/chartex" xmlns:cx5="http://schemas.microsoft.com/office/drawing/2016/5/11/chartex" xmlns:cx6="http://schemas.microsoft.com/office/drawing/2016/5/12/chartex" xmlns:cx7="http://schemas.microsoft.com/office/drawing/2016/5/13/chartex" xmlns:cx8="http://schemas.microsoft.com/office/drawing/2016/5/14/chartex" xmlns:mc="http://schemas.openxmlformats.org/markup-compatibility/2006" xmlns:aink="http://schemas.microsoft.com/office/drawing/2016/ink" xmlns:am3d="http://schemas.microsoft.com/office/drawing/2017/model3d" xmlns:o="urn:schemas-microsoft-com:office:office" xmlns:oel="http://schemas.microsoft.com/office/2019/extlst" xmlns:r="http://schemas.openxmlformats.org/officeDocument/2006/relationships" xmlns:m="http://schemas.openxmlformats.org/officeDocument/2006/math" xmlns:v="urn:schemas-microsoft-com:vml" xmlns:wp14="http://schemas.microsoft.com/office/word/2010/wordprocessingDrawing" xmlns:wp="http://schemas.openxmlformats.org/drawingml/2006/wordprocessingDrawing" xmlns:w10="urn:schemas-microsoft-com:office:word" xmlns:w="http://schemas.openxmlformats.org/wordprocessingml/2006/main" xmlns:w14="http://schemas.microsoft.com/office/word/2010/wordml" xmlns:w15="http://schemas.microsoft.com/office/word/2012/wordml" xmlns:w16cex="http://schemas.microsoft.com/office/word/2018/wordml/cex" xmlns:w16cid="http://schemas.microsoft.com/office/word/2016/wordml/cid" xmlns:w16="http://schemas.microsoft.com/office/word/2018/wordml" xmlns:w16sdtdh="http://schemas.microsoft.com/office/word/2020/wordml/sdtdatahash" xmlns:w16se="http://schemas.microsoft.com/office/word/2015/wordml/symex" xmlns:wpg="http://schemas.microsoft.com/office/word/2010/wordprocessingGroup" xmlns:wpi="http://schemas.microsoft.com/office/word/2010/wordprocessingInk" xmlns:wne="http://schemas.microsoft.com/office/word/2006/wordml" xmlns:wps="http://schemas.microsoft.com/office/word/2010/wordprocessingShape" mc:Ignorable="w14 w15 w16se w16cid w16 w16cex w16sdtdh wp14">
+<w:hdr xmlns:wpc="http://schemas.microsoft.com/office/word/2010/wordprocessingCanvas" xmlns:cx="http://schemas.microsoft.com/office/drawing/2014/chartex" xmlns:cx1="http://schemas.microsoft.com/office/drawing/2015/9/8/chartex" xmlns:cx2="http://schemas.microsoft.com/office/drawing/2015/10/21/chartex" xmlns:cx3="http://schemas.microsoft.com/office/drawing/2016/5/9/chartex" xmlns:cx4="http://schemas.microsoft.com/office/drawing/2016/5/10/chartex" xmlns:cx5="http://schemas.microsoft.com/office/drawing/2016/5/11/chartex" xmlns:cx6="http://schemas.microsoft.com/office/drawing/2016/5/12/chartex" xmlns:cx7="http://schemas.microsoft.com/office/drawing/2016/5/13/chartex" xmlns:cx8="http://schemas.microsoft.com/office/drawing/2016/5/14/chartex" xmlns:mc="http://schemas.openxmlformats.org/markup-compatibility/2006" xmlns:aink="http://schemas.microsoft.com/office/drawing/2016/ink" xmlns:am3d="http://schemas.microsoft.com/office/drawing/2017/model3d" xmlns:o="urn:schemas-microsoft-com:office:office" xmlns:r="http://schemas.openxmlformats.org/officeDocument/2006/relationships" xmlns:m="http://schemas.openxmlformats.org/officeDocument/2006/math" xmlns:v="urn:schemas-microsoft-com:vml" xmlns:wp14="http://schemas.microsoft.com/office/word/2010/wordprocessingDrawing" xmlns:wp="http://schemas.openxmlformats.org/drawingml/2006/wordprocessingDrawing" xmlns:w10="urn:schemas-microsoft-com:office:word" xmlns:w="http://schemas.openxmlformats.org/wordprocessingml/2006/main" xmlns:w14="http://schemas.microsoft.com/office/word/2010/wordml" xmlns:w15="http://schemas.microsoft.com/office/word/2012/wordml" xmlns:w16cid="http://schemas.microsoft.com/office/word/2016/wordml/cid" xmlns:w16se="http://schemas.microsoft.com/office/word/2015/wordml/symex" xmlns:wpg="http://schemas.microsoft.com/office/word/2010/wordprocessingGroup" xmlns:wpi="http://schemas.microsoft.com/office/word/2010/wordprocessingInk" xmlns:wne="http://schemas.microsoft.com/office/word/2006/wordml" xmlns:wps="http://schemas.microsoft.com/office/word/2010/wordprocessingShape" mc:Ignorable="w14 w15 w16se w16cid wp14">
   <w:p>
     <w:pPr>
       <w:pStyle w:val="Encabezado"/>
@@ -4921,7 +4957,7 @@
 </file>
 
 <file path=word/header2.xml><?xml version="1.0" encoding="utf-8"?>
-<w:hdr xmlns:wpc="http://schemas.microsoft.com/office/word/2010/wordprocessingCanvas" xmlns:cx="http://schemas.microsoft.com/office/drawing/2014/chartex" xmlns:cx1="http://schemas.microsoft.com/office/drawing/2015/9/8/chartex" xmlns:cx2="http://schemas.microsoft.com/office/drawing/2015/10/21/chartex" xmlns:cx3="http://schemas.microsoft.com/office/drawing/2016/5/9/chartex" xmlns:cx4="http://schemas.microsoft.com/office/drawing/2016/5/10/chartex" xmlns:cx5="http://schemas.microsoft.com/office/drawing/2016/5/11/chartex" xmlns:cx6="http://schemas.microsoft.com/office/drawing/2016/5/12/chartex" xmlns:cx7="http://schemas.microsoft.com/office/drawing/2016/5/13/chartex" xmlns:cx8="http://schemas.microsoft.com/office/drawing/2016/5/14/chartex" xmlns:mc="http://schemas.openxmlformats.org/markup-compatibility/2006" xmlns:aink="http://schemas.microsoft.com/office/drawing/2016/ink" xmlns:am3d="http://schemas.microsoft.com/office/drawing/2017/model3d" xmlns:o="urn:schemas-microsoft-com:office:office" xmlns:oel="http://schemas.microsoft.com/office/2019/extlst" xmlns:r="http://schemas.openxmlformats.org/officeDocument/2006/relationships" xmlns:m="http://schemas.openxmlformats.org/officeDocument/2006/math" xmlns:v="urn:schemas-microsoft-com:vml" xmlns:wp14="http://schemas.microsoft.com/office/word/2010/wordprocessingDrawing" xmlns:wp="http://schemas.openxmlformats.org/drawingml/2006/wordprocessingDrawing" xmlns:w10="urn:schemas-microsoft-com:office:word" xmlns:w="http://schemas.openxmlformats.org/wordprocessingml/2006/main" xmlns:w14="http://schemas.microsoft.com/office/word/2010/wordml" xmlns:w15="http://schemas.microsoft.com/office/word/2012/wordml" xmlns:w16cex="http://schemas.microsoft.com/office/word/2018/wordml/cex" xmlns:w16cid="http://schemas.microsoft.com/office/word/2016/wordml/cid" xmlns:w16="http://schemas.microsoft.com/office/word/2018/wordml" xmlns:w16sdtdh="http://schemas.microsoft.com/office/word/2020/wordml/sdtdatahash" xmlns:w16se="http://schemas.microsoft.com/office/word/2015/wordml/symex" xmlns:wpg="http://schemas.microsoft.com/office/word/2010/wordprocessingGroup" xmlns:wpi="http://schemas.microsoft.com/office/word/2010/wordprocessingInk" xmlns:wne="http://schemas.microsoft.com/office/word/2006/wordml" xmlns:wps="http://schemas.microsoft.com/office/word/2010/wordprocessingShape" mc:Ignorable="w14 w15 w16se w16cid w16 w16cex w16sdtdh wp14">
+<w:hdr xmlns:wpc="http://schemas.microsoft.com/office/word/2010/wordprocessingCanvas" xmlns:cx="http://schemas.microsoft.com/office/drawing/2014/chartex" xmlns:cx1="http://schemas.microsoft.com/office/drawing/2015/9/8/chartex" xmlns:cx2="http://schemas.microsoft.com/office/drawing/2015/10/21/chartex" xmlns:cx3="http://schemas.microsoft.com/office/drawing/2016/5/9/chartex" xmlns:cx4="http://schemas.microsoft.com/office/drawing/2016/5/10/chartex" xmlns:cx5="http://schemas.microsoft.com/office/drawing/2016/5/11/chartex" xmlns:cx6="http://schemas.microsoft.com/office/drawing/2016/5/12/chartex" xmlns:cx7="http://schemas.microsoft.com/office/drawing/2016/5/13/chartex" xmlns:cx8="http://schemas.microsoft.com/office/drawing/2016/5/14/chartex" xmlns:mc="http://schemas.openxmlformats.org/markup-compatibility/2006" xmlns:aink="http://schemas.microsoft.com/office/drawing/2016/ink" xmlns:am3d="http://schemas.microsoft.com/office/drawing/2017/model3d" xmlns:o="urn:schemas-microsoft-com:office:office" xmlns:r="http://schemas.openxmlformats.org/officeDocument/2006/relationships" xmlns:m="http://schemas.openxmlformats.org/officeDocument/2006/math" xmlns:v="urn:schemas-microsoft-com:vml" xmlns:wp14="http://schemas.microsoft.com/office/word/2010/wordprocessingDrawing" xmlns:wp="http://schemas.openxmlformats.org/drawingml/2006/wordprocessingDrawing" xmlns:w10="urn:schemas-microsoft-com:office:word" xmlns:w="http://schemas.openxmlformats.org/wordprocessingml/2006/main" xmlns:w14="http://schemas.microsoft.com/office/word/2010/wordml" xmlns:w15="http://schemas.microsoft.com/office/word/2012/wordml" xmlns:w16cid="http://schemas.microsoft.com/office/word/2016/wordml/cid" xmlns:w16se="http://schemas.microsoft.com/office/word/2015/wordml/symex" xmlns:wpg="http://schemas.microsoft.com/office/word/2010/wordprocessingGroup" xmlns:wpi="http://schemas.microsoft.com/office/word/2010/wordprocessingInk" xmlns:wne="http://schemas.microsoft.com/office/word/2006/wordml" xmlns:wps="http://schemas.microsoft.com/office/word/2010/wordprocessingShape" mc:Ignorable="w14 w15 w16se w16cid wp14">
   <w:p>
     <w:pPr>
       <w:pStyle w:val="Encabezado"/>
@@ -4929,7 +4965,7 @@
       <w:rPr>
         <w:rFonts w:ascii="Times New Roman" w:hAnsi="Times New Roman" w:cs="Times New Roman"/>
         <w:b/>
-        <w:color w:val="000000" w:themeColor="text1"/>
+        <w:color w:val="FFFFFF" w:themeColor="background1"/>
         <w:sz w:val="24"/>
       </w:rPr>
     </w:pPr>
@@ -4937,7 +4973,7 @@
       <w:rPr>
         <w:rFonts w:ascii="Times New Roman" w:hAnsi="Times New Roman" w:cs="Times New Roman"/>
         <w:b/>
-        <w:color w:val="000000" w:themeColor="text1"/>
+        <w:color w:val="FFFFFF" w:themeColor="background1"/>
         <w:sz w:val="24"/>
       </w:rPr>
       <w:t>1ºDAW</w:t>
@@ -4946,7 +4982,7 @@
       <w:rPr>
         <w:rFonts w:ascii="Times New Roman" w:hAnsi="Times New Roman" w:cs="Times New Roman"/>
         <w:b/>
-        <w:color w:val="000000" w:themeColor="text1"/>
+        <w:color w:val="FFFFFF" w:themeColor="background1"/>
         <w:sz w:val="24"/>
       </w:rPr>
       <w:tab/>
@@ -4955,7 +4991,7 @@
       <w:rPr>
         <w:rFonts w:ascii="Times New Roman" w:hAnsi="Times New Roman" w:cs="Times New Roman"/>
         <w:b/>
-        <w:color w:val="000000" w:themeColor="text1"/>
+        <w:color w:val="FFFFFF" w:themeColor="background1"/>
         <w:sz w:val="24"/>
       </w:rPr>
       <w:tab/>
@@ -4966,7 +5002,7 @@
 </file>
 
 <file path=word/styles.xml><?xml version="1.0" encoding="utf-8"?>
-<w:styles xmlns:mc="http://schemas.openxmlformats.org/markup-compatibility/2006" xmlns:r="http://schemas.openxmlformats.org/officeDocument/2006/relationships" xmlns:w="http://schemas.openxmlformats.org/wordprocessingml/2006/main" xmlns:w14="http://schemas.microsoft.com/office/word/2010/wordml" xmlns:w15="http://schemas.microsoft.com/office/word/2012/wordml" xmlns:w16cex="http://schemas.microsoft.com/office/word/2018/wordml/cex" xmlns:w16cid="http://schemas.microsoft.com/office/word/2016/wordml/cid" xmlns:w16="http://schemas.microsoft.com/office/word/2018/wordml" xmlns:w16sdtdh="http://schemas.microsoft.com/office/word/2020/wordml/sdtdatahash" xmlns:w16se="http://schemas.microsoft.com/office/word/2015/wordml/symex" mc:Ignorable="w14 w15 w16se w16cid w16 w16cex w16sdtdh">
+<w:styles xmlns:mc="http://schemas.openxmlformats.org/markup-compatibility/2006" xmlns:r="http://schemas.openxmlformats.org/officeDocument/2006/relationships" xmlns:w="http://schemas.openxmlformats.org/wordprocessingml/2006/main" xmlns:w14="http://schemas.microsoft.com/office/word/2010/wordml" xmlns:w15="http://schemas.microsoft.com/office/word/2012/wordml" xmlns:w16cid="http://schemas.microsoft.com/office/word/2016/wordml/cid" xmlns:w16se="http://schemas.microsoft.com/office/word/2015/wordml/symex" mc:Ignorable="w14 w15 w16se w16cid">
   <w:docDefaults>
     <w:rPrDefault>
       <w:rPr>
@@ -4982,7 +5018,7 @@
       </w:pPr>
     </w:pPrDefault>
   </w:docDefaults>
-  <w:latentStyles w:defLockedState="0" w:defUIPriority="99" w:defSemiHidden="0" w:defUnhideWhenUsed="0" w:defQFormat="0" w:count="376">
+  <w:latentStyles w:defLockedState="0" w:defUIPriority="99" w:defSemiHidden="0" w:defUnhideWhenUsed="0" w:defQFormat="0" w:count="375">
     <w:lsdException w:name="Normal" w:uiPriority="0" w:qFormat="1"/>
     <w:lsdException w:name="heading 1" w:uiPriority="9" w:qFormat="1"/>
     <w:lsdException w:name="heading 2" w:semiHidden="1" w:uiPriority="9" w:unhideWhenUsed="1" w:qFormat="1"/>
@@ -5358,7 +5394,6 @@
     <w:lsdException w:name="Smart Hyperlink" w:semiHidden="1" w:unhideWhenUsed="1"/>
     <w:lsdException w:name="Hashtag" w:semiHidden="1" w:unhideWhenUsed="1"/>
     <w:lsdException w:name="Unresolved Mention" w:semiHidden="1" w:unhideWhenUsed="1"/>
-    <w:lsdException w:name="Smart Link" w:semiHidden="1" w:unhideWhenUsed="1"/>
   </w:latentStyles>
   <w:style w:type="paragraph" w:default="1" w:styleId="Normal">
     <w:name w:val="Normal"/>
@@ -5797,7 +5832,7 @@
 </file>
 
 <file path=word/glossary/document.xml><?xml version="1.0" encoding="utf-8"?>
-<w:glossaryDocument xmlns:wpc="http://schemas.microsoft.com/office/word/2010/wordprocessingCanvas" xmlns:cx="http://schemas.microsoft.com/office/drawing/2014/chartex" xmlns:cx1="http://schemas.microsoft.com/office/drawing/2015/9/8/chartex" xmlns:cx2="http://schemas.microsoft.com/office/drawing/2015/10/21/chartex" xmlns:cx3="http://schemas.microsoft.com/office/drawing/2016/5/9/chartex" xmlns:cx4="http://schemas.microsoft.com/office/drawing/2016/5/10/chartex" xmlns:cx5="http://schemas.microsoft.com/office/drawing/2016/5/11/chartex" xmlns:cx6="http://schemas.microsoft.com/office/drawing/2016/5/12/chartex" xmlns:cx7="http://schemas.microsoft.com/office/drawing/2016/5/13/chartex" xmlns:cx8="http://schemas.microsoft.com/office/drawing/2016/5/14/chartex" xmlns:mc="http://schemas.openxmlformats.org/markup-compatibility/2006" xmlns:aink="http://schemas.microsoft.com/office/drawing/2016/ink" xmlns:am3d="http://schemas.microsoft.com/office/drawing/2017/model3d" xmlns:o="urn:schemas-microsoft-com:office:office" xmlns:oel="http://schemas.microsoft.com/office/2019/extlst" xmlns:r="http://schemas.openxmlformats.org/officeDocument/2006/relationships" xmlns:m="http://schemas.openxmlformats.org/officeDocument/2006/math" xmlns:v="urn:schemas-microsoft-com:vml" xmlns:wp14="http://schemas.microsoft.com/office/word/2010/wordprocessingDrawing" xmlns:wp="http://schemas.openxmlformats.org/drawingml/2006/wordprocessingDrawing" xmlns:w10="urn:schemas-microsoft-com:office:word" xmlns:w="http://schemas.openxmlformats.org/wordprocessingml/2006/main" xmlns:w14="http://schemas.microsoft.com/office/word/2010/wordml" xmlns:w15="http://schemas.microsoft.com/office/word/2012/wordml" xmlns:w16cex="http://schemas.microsoft.com/office/word/2018/wordml/cex" xmlns:w16cid="http://schemas.microsoft.com/office/word/2016/wordml/cid" xmlns:w16="http://schemas.microsoft.com/office/word/2018/wordml" xmlns:w16sdtdh="http://schemas.microsoft.com/office/word/2020/wordml/sdtdatahash" xmlns:w16se="http://schemas.microsoft.com/office/word/2015/wordml/symex" xmlns:wpg="http://schemas.microsoft.com/office/word/2010/wordprocessingGroup" xmlns:wpi="http://schemas.microsoft.com/office/word/2010/wordprocessingInk" xmlns:wne="http://schemas.microsoft.com/office/word/2006/wordml" xmlns:wps="http://schemas.microsoft.com/office/word/2010/wordprocessingShape" mc:Ignorable="w14 w15 w16se w16cid w16 w16cex w16sdtdh wp14">
+<w:glossaryDocument xmlns:wpc="http://schemas.microsoft.com/office/word/2010/wordprocessingCanvas" xmlns:cx="http://schemas.microsoft.com/office/drawing/2014/chartex" xmlns:cx1="http://schemas.microsoft.com/office/drawing/2015/9/8/chartex" xmlns:cx2="http://schemas.microsoft.com/office/drawing/2015/10/21/chartex" xmlns:cx3="http://schemas.microsoft.com/office/drawing/2016/5/9/chartex" xmlns:cx4="http://schemas.microsoft.com/office/drawing/2016/5/10/chartex" xmlns:cx5="http://schemas.microsoft.com/office/drawing/2016/5/11/chartex" xmlns:cx6="http://schemas.microsoft.com/office/drawing/2016/5/12/chartex" xmlns:cx7="http://schemas.microsoft.com/office/drawing/2016/5/13/chartex" xmlns:cx8="http://schemas.microsoft.com/office/drawing/2016/5/14/chartex" xmlns:mc="http://schemas.openxmlformats.org/markup-compatibility/2006" xmlns:aink="http://schemas.microsoft.com/office/drawing/2016/ink" xmlns:am3d="http://schemas.microsoft.com/office/drawing/2017/model3d" xmlns:o="urn:schemas-microsoft-com:office:office" xmlns:r="http://schemas.openxmlformats.org/officeDocument/2006/relationships" xmlns:m="http://schemas.openxmlformats.org/officeDocument/2006/math" xmlns:v="urn:schemas-microsoft-com:vml" xmlns:wp14="http://schemas.microsoft.com/office/word/2010/wordprocessingDrawing" xmlns:wp="http://schemas.openxmlformats.org/drawingml/2006/wordprocessingDrawing" xmlns:w10="urn:schemas-microsoft-com:office:word" xmlns:w="http://schemas.openxmlformats.org/wordprocessingml/2006/main" xmlns:w14="http://schemas.microsoft.com/office/word/2010/wordml" xmlns:w15="http://schemas.microsoft.com/office/word/2012/wordml" xmlns:w16cid="http://schemas.microsoft.com/office/word/2016/wordml/cid" xmlns:w16se="http://schemas.microsoft.com/office/word/2015/wordml/symex" xmlns:wpg="http://schemas.microsoft.com/office/word/2010/wordprocessingGroup" xmlns:wpi="http://schemas.microsoft.com/office/word/2010/wordprocessingInk" xmlns:wne="http://schemas.microsoft.com/office/word/2006/wordml" xmlns:wps="http://schemas.microsoft.com/office/word/2010/wordprocessingShape" mc:Ignorable="w14 w15 w16se w16cid wp14">
   <w:docParts>
     <w:docPart>
       <w:docPartPr>
@@ -5833,13 +5868,13 @@
 </file>
 
 <file path=word/glossary/fontTable.xml><?xml version="1.0" encoding="utf-8"?>
-<w:fonts xmlns:mc="http://schemas.openxmlformats.org/markup-compatibility/2006" xmlns:r="http://schemas.openxmlformats.org/officeDocument/2006/relationships" xmlns:w="http://schemas.openxmlformats.org/wordprocessingml/2006/main" xmlns:w14="http://schemas.microsoft.com/office/word/2010/wordml" xmlns:w15="http://schemas.microsoft.com/office/word/2012/wordml" xmlns:w16cex="http://schemas.microsoft.com/office/word/2018/wordml/cex" xmlns:w16cid="http://schemas.microsoft.com/office/word/2016/wordml/cid" xmlns:w16="http://schemas.microsoft.com/office/word/2018/wordml" xmlns:w16sdtdh="http://schemas.microsoft.com/office/word/2020/wordml/sdtdatahash" xmlns:w16se="http://schemas.microsoft.com/office/word/2015/wordml/symex" mc:Ignorable="w14 w15 w16se w16cid w16 w16cex w16sdtdh">
+<w:fonts xmlns:mc="http://schemas.openxmlformats.org/markup-compatibility/2006" xmlns:r="http://schemas.openxmlformats.org/officeDocument/2006/relationships" xmlns:w="http://schemas.openxmlformats.org/wordprocessingml/2006/main" xmlns:w14="http://schemas.microsoft.com/office/word/2010/wordml" xmlns:w15="http://schemas.microsoft.com/office/word/2012/wordml" xmlns:w16cid="http://schemas.microsoft.com/office/word/2016/wordml/cid" xmlns:w16se="http://schemas.microsoft.com/office/word/2015/wordml/symex" mc:Ignorable="w14 w15 w16se w16cid">
   <w:font w:name="Calibri">
     <w:panose1 w:val="020F0502020204030204"/>
     <w:charset w:val="00"/>
     <w:family w:val="swiss"/>
     <w:pitch w:val="variable"/>
-    <w:sig w:usb0="E4002EFF" w:usb1="C200247B" w:usb2="00000009" w:usb3="00000000" w:csb0="000001FF" w:csb1="00000000"/>
+    <w:sig w:usb0="E4002EFF" w:usb1="C000247B" w:usb2="00000009" w:usb3="00000000" w:csb0="000001FF" w:csb1="00000000"/>
   </w:font>
   <w:font w:name="Times New Roman">
     <w:panose1 w:val="02020603050405020304"/>
@@ -5853,13 +5888,13 @@
     <w:charset w:val="00"/>
     <w:family w:val="swiss"/>
     <w:pitch w:val="variable"/>
-    <w:sig w:usb0="E4002EFF" w:usb1="C200247B" w:usb2="00000009" w:usb3="00000000" w:csb0="000001FF" w:csb1="00000000"/>
+    <w:sig w:usb0="E4002EFF" w:usb1="C000247B" w:usb2="00000009" w:usb3="00000000" w:csb0="000001FF" w:csb1="00000000"/>
   </w:font>
 </w:fonts>
 </file>
 
 <file path=word/glossary/settings.xml><?xml version="1.0" encoding="utf-8"?>
-<w:settings xmlns:mc="http://schemas.openxmlformats.org/markup-compatibility/2006" xmlns:o="urn:schemas-microsoft-com:office:office" xmlns:r="http://schemas.openxmlformats.org/officeDocument/2006/relationships" xmlns:m="http://schemas.openxmlformats.org/officeDocument/2006/math" xmlns:v="urn:schemas-microsoft-com:vml" xmlns:w10="urn:schemas-microsoft-com:office:word" xmlns:w="http://schemas.openxmlformats.org/wordprocessingml/2006/main" xmlns:w14="http://schemas.microsoft.com/office/word/2010/wordml" xmlns:w15="http://schemas.microsoft.com/office/word/2012/wordml" xmlns:w16cex="http://schemas.microsoft.com/office/word/2018/wordml/cex" xmlns:w16cid="http://schemas.microsoft.com/office/word/2016/wordml/cid" xmlns:w16="http://schemas.microsoft.com/office/word/2018/wordml" xmlns:w16sdtdh="http://schemas.microsoft.com/office/word/2020/wordml/sdtdatahash" xmlns:w16se="http://schemas.microsoft.com/office/word/2015/wordml/symex" xmlns:sl="http://schemas.openxmlformats.org/schemaLibrary/2006/main" mc:Ignorable="w14 w15 w16se w16cid w16 w16cex w16sdtdh">
+<w:settings xmlns:mc="http://schemas.openxmlformats.org/markup-compatibility/2006" xmlns:o="urn:schemas-microsoft-com:office:office" xmlns:r="http://schemas.openxmlformats.org/officeDocument/2006/relationships" xmlns:m="http://schemas.openxmlformats.org/officeDocument/2006/math" xmlns:v="urn:schemas-microsoft-com:vml" xmlns:w10="urn:schemas-microsoft-com:office:word" xmlns:w="http://schemas.openxmlformats.org/wordprocessingml/2006/main" xmlns:w14="http://schemas.microsoft.com/office/word/2010/wordml" xmlns:w15="http://schemas.microsoft.com/office/word/2012/wordml" xmlns:w16cid="http://schemas.microsoft.com/office/word/2016/wordml/cid" xmlns:w16se="http://schemas.microsoft.com/office/word/2015/wordml/symex" xmlns:sl="http://schemas.openxmlformats.org/schemaLibrary/2006/main" mc:Ignorable="w14 w15 w16se w16cid">
   <w:view w:val="normal"/>
   <w:defaultTabStop w:val="708"/>
   <w:hyphenationZone w:val="425"/>
@@ -5875,8 +5910,10 @@
   </w:compat>
   <w:rsids>
     <w:rsidRoot w:val="003968D1"/>
+    <w:rsid w:val="002501D5"/>
     <w:rsid w:val="003968D1"/>
     <w:rsid w:val="003E3C3F"/>
+    <w:rsid w:val="00954481"/>
     <w:rsid w:val="00A54028"/>
   </w:rsids>
   <m:mathPr>
@@ -5901,7 +5938,7 @@
 </file>
 
 <file path=word/glossary/styles.xml><?xml version="1.0" encoding="utf-8"?>
-<w:styles xmlns:mc="http://schemas.openxmlformats.org/markup-compatibility/2006" xmlns:r="http://schemas.openxmlformats.org/officeDocument/2006/relationships" xmlns:w="http://schemas.openxmlformats.org/wordprocessingml/2006/main" xmlns:w14="http://schemas.microsoft.com/office/word/2010/wordml" xmlns:w15="http://schemas.microsoft.com/office/word/2012/wordml" xmlns:w16cex="http://schemas.microsoft.com/office/word/2018/wordml/cex" xmlns:w16cid="http://schemas.microsoft.com/office/word/2016/wordml/cid" xmlns:w16="http://schemas.microsoft.com/office/word/2018/wordml" xmlns:w16sdtdh="http://schemas.microsoft.com/office/word/2020/wordml/sdtdatahash" xmlns:w16se="http://schemas.microsoft.com/office/word/2015/wordml/symex" mc:Ignorable="w14 w15 w16se w16cid w16 w16cex w16sdtdh">
+<w:styles xmlns:mc="http://schemas.openxmlformats.org/markup-compatibility/2006" xmlns:r="http://schemas.openxmlformats.org/officeDocument/2006/relationships" xmlns:w="http://schemas.openxmlformats.org/wordprocessingml/2006/main" xmlns:w14="http://schemas.microsoft.com/office/word/2010/wordml" xmlns:w15="http://schemas.microsoft.com/office/word/2012/wordml" xmlns:w16cid="http://schemas.microsoft.com/office/word/2016/wordml/cid" xmlns:w16se="http://schemas.microsoft.com/office/word/2015/wordml/symex" mc:Ignorable="w14 w15 w16se w16cid">
   <w:docDefaults>
     <w:rPrDefault>
       <w:rPr>
@@ -5919,7 +5956,7 @@
       </w:pPr>
     </w:pPrDefault>
   </w:docDefaults>
-  <w:latentStyles w:defLockedState="0" w:defUIPriority="99" w:defSemiHidden="0" w:defUnhideWhenUsed="0" w:defQFormat="0" w:count="376">
+  <w:latentStyles w:defLockedState="0" w:defUIPriority="99" w:defSemiHidden="0" w:defUnhideWhenUsed="0" w:defQFormat="0" w:count="375">
     <w:lsdException w:name="Normal" w:uiPriority="0" w:qFormat="1"/>
     <w:lsdException w:name="heading 1" w:uiPriority="9" w:qFormat="1"/>
     <w:lsdException w:name="heading 2" w:semiHidden="1" w:uiPriority="9" w:unhideWhenUsed="1" w:qFormat="1"/>
@@ -6295,7 +6332,6 @@
     <w:lsdException w:name="Smart Hyperlink" w:semiHidden="1" w:unhideWhenUsed="1"/>
     <w:lsdException w:name="Hashtag" w:semiHidden="1" w:unhideWhenUsed="1"/>
     <w:lsdException w:name="Unresolved Mention" w:semiHidden="1" w:unhideWhenUsed="1"/>
-    <w:lsdException w:name="Smart Link" w:semiHidden="1" w:unhideWhenUsed="1"/>
   </w:latentStyles>
   <w:style w:type="paragraph" w:default="1" w:styleId="Normal">
     <w:name w:val="Normal"/>
@@ -6344,7 +6380,7 @@
 </file>
 
 <file path=word/glossary/webSettings.xml><?xml version="1.0" encoding="utf-8"?>
-<w:webSettings xmlns:mc="http://schemas.openxmlformats.org/markup-compatibility/2006" xmlns:r="http://schemas.openxmlformats.org/officeDocument/2006/relationships" xmlns:w="http://schemas.openxmlformats.org/wordprocessingml/2006/main" xmlns:w14="http://schemas.microsoft.com/office/word/2010/wordml" xmlns:w15="http://schemas.microsoft.com/office/word/2012/wordml" xmlns:w16cex="http://schemas.microsoft.com/office/word/2018/wordml/cex" xmlns:w16cid="http://schemas.microsoft.com/office/word/2016/wordml/cid" xmlns:w16="http://schemas.microsoft.com/office/word/2018/wordml" xmlns:w16sdtdh="http://schemas.microsoft.com/office/word/2020/wordml/sdtdatahash" xmlns:w16se="http://schemas.microsoft.com/office/word/2015/wordml/symex" mc:Ignorable="w14 w15 w16se w16cid w16 w16cex w16sdtdh">
+<w:webSettings xmlns:mc="http://schemas.openxmlformats.org/markup-compatibility/2006" xmlns:r="http://schemas.openxmlformats.org/officeDocument/2006/relationships" xmlns:w="http://schemas.openxmlformats.org/wordprocessingml/2006/main" xmlns:w14="http://schemas.microsoft.com/office/word/2010/wordml" xmlns:w15="http://schemas.microsoft.com/office/word/2012/wordml" xmlns:w16cid="http://schemas.microsoft.com/office/word/2016/wordml/cid" xmlns:w16se="http://schemas.microsoft.com/office/word/2015/wordml/symex" mc:Ignorable="w14 w15 w16se w16cid">
   <w:optimizeForBrowser/>
   <w:allowPNG/>
 </w:webSettings>
@@ -6650,7 +6686,7 @@
 </file>
 
 <file path=customXml/itemProps1.xml><?xml version="1.0" encoding="utf-8"?>
-<ds:datastoreItem xmlns:ds="http://schemas.openxmlformats.org/officeDocument/2006/customXml" ds:itemID="{5474BDFD-985C-462E-93DE-AC89ABEA609F}">
+<ds:datastoreItem xmlns:ds="http://schemas.openxmlformats.org/officeDocument/2006/customXml" ds:itemID="{E5F8409A-79B2-471C-9CCD-172E8292650B}">
   <ds:schemaRefs>
     <ds:schemaRef ds:uri="http://schemas.openxmlformats.org/officeDocument/2006/bibliography"/>
   </ds:schemaRefs>

--- a/sistema_informatico/Dual Boot-AdriánTirado.docx
+++ b/sistema_informatico/Dual Boot-AdriánTirado.docx
@@ -5910,11 +5910,11 @@
   </w:compat>
   <w:rsids>
     <w:rsidRoot w:val="003968D1"/>
-    <w:rsid w:val="002501D5"/>
     <w:rsid w:val="003968D1"/>
     <w:rsid w:val="003E3C3F"/>
     <w:rsid w:val="00954481"/>
     <w:rsid w:val="00A54028"/>
+    <w:rsid w:val="00C14188"/>
   </w:rsids>
   <m:mathPr>
     <m:mathFont m:val="Cambria Math"/>
@@ -6686,7 +6686,7 @@
 </file>
 
 <file path=customXml/itemProps1.xml><?xml version="1.0" encoding="utf-8"?>
-<ds:datastoreItem xmlns:ds="http://schemas.openxmlformats.org/officeDocument/2006/customXml" ds:itemID="{E5F8409A-79B2-471C-9CCD-172E8292650B}">
+<ds:datastoreItem xmlns:ds="http://schemas.openxmlformats.org/officeDocument/2006/customXml" ds:itemID="{8E27AC11-D218-4B81-9F37-FA5C0A67DBF6}">
   <ds:schemaRefs>
     <ds:schemaRef ds:uri="http://schemas.openxmlformats.org/officeDocument/2006/bibliography"/>
   </ds:schemaRefs>
